--- a/data/outputs/v2/Physics/SS1.4_Energy,_Work,_Power_and_Machines/Physics_Energy,_Work,_Power_and_Machines_SummaryTable.docx
+++ b/data/outputs/v2/Physics/SS1.4_Energy,_Work,_Power_and_Machines/Physics_Energy,_Work,_Power_and_Machines_SummaryTable.docx
@@ -38,6 +38,177 @@
           <w:szCs w:val="22"/>
         </w:rPr>
         <w:t xml:space="preserve">Sub-Strand 1.4: Energy, Work, Power and Machines — Teacher Reference (Pre-filled)</w:t>
+      </w:r>
+    </w:p>
+    <w:p>
+      <w:pPr>
+        <w:spacing w:after="80" w:before="120"/>
+      </w:pPr>
+      <w:r>
+        <w:rPr>
+          <w:rFonts w:ascii="Arial" w:cs="Arial" w:eastAsia="Arial" w:hAnsi="Arial"/>
+          <w:b/>
+          <w:bCs/>
+          <w:color w:val="1F3864"/>
+          <w:sz w:val="20"/>
+          <w:szCs w:val="20"/>
+        </w:rPr>
+        <w:t xml:space="preserve">ATTRIBUTION AND LICENSING</w:t>
+      </w:r>
+    </w:p>
+    <w:p>
+      <w:pPr>
+        <w:spacing w:after="60" w:before="0"/>
+      </w:pPr>
+      <w:r>
+        <w:rPr>
+          <w:rFonts w:ascii="Arial" w:cs="Arial" w:eastAsia="Arial" w:hAnsi="Arial"/>
+          <w:b/>
+          <w:bCs/>
+          <w:sz w:val="17"/>
+          <w:szCs w:val="17"/>
+        </w:rPr>
+        <w:t xml:space="preserve">Curriculum Alignment: </w:t>
+      </w:r>
+      <w:r>
+        <w:rPr>
+          <w:rFonts w:ascii="Arial" w:cs="Arial" w:eastAsia="Arial" w:hAnsi="Arial"/>
+          <w:sz w:val="17"/>
+          <w:szCs w:val="17"/>
+        </w:rPr>
+        <w:t xml:space="preserve">Structured in pedagogical alignment with the competence-based curriculum format and learning outcomes established by the Kenya Institute of Curriculum Development (KICD). This material is independently developed and is not officially endorsed or published by KICD.</w:t>
+      </w:r>
+    </w:p>
+    <w:p>
+      <w:pPr>
+        <w:spacing w:after="60" w:before="0"/>
+      </w:pPr>
+      <w:r>
+        <w:rPr>
+          <w:rFonts w:ascii="Arial" w:cs="Arial" w:eastAsia="Arial" w:hAnsi="Arial"/>
+          <w:b/>
+          <w:bCs/>
+          <w:sz w:val="17"/>
+          <w:szCs w:val="17"/>
+        </w:rPr>
+        <w:t xml:space="preserve">Content &amp; Pedagogy: </w:t>
+      </w:r>
+      <w:r>
+        <w:rPr>
+          <w:rFonts w:ascii="Arial" w:cs="Arial" w:eastAsia="Arial" w:hAnsi="Arial"/>
+          <w:sz w:val="17"/>
+          <w:szCs w:val="17"/>
+        </w:rPr>
+        <w:t xml:space="preserve">Developed and adapted by the educator team at SeaVuria (registered 501(c)(3) in the United States and registered NGO in Kenya, No. 872-850A-BF11), who designed the pedagogical framework, lesson templates and exemplar lessons on which this material is based.</w:t>
+      </w:r>
+    </w:p>
+    <w:p>
+      <w:pPr>
+        <w:spacing w:after="60" w:before="0"/>
+      </w:pPr>
+      <w:r>
+        <w:rPr>
+          <w:rFonts w:ascii="Arial" w:cs="Arial" w:eastAsia="Arial" w:hAnsi="Arial"/>
+          <w:b/>
+          <w:bCs/>
+          <w:sz w:val="17"/>
+          <w:szCs w:val="17"/>
+        </w:rPr>
+        <w:t xml:space="preserve">Production &amp; Layout: </w:t>
+      </w:r>
+      <w:r>
+        <w:rPr>
+          <w:rFonts w:ascii="Arial" w:cs="Arial" w:eastAsia="Arial" w:hAnsi="Arial"/>
+          <w:sz w:val="17"/>
+          <w:szCs w:val="17"/>
+        </w:rPr>
+        <w:t xml:space="preserve">Educational design and curriculum sequencing by SeaVuria. Technical layout, structural formatting, and digital optimization/implementation executed in partnership with ARES Education (registered 501(c)(3) in the United States and Canada (as Afretech Aid) and registered NGO in Kenya), with lesson drafting and compilation assisted by AI (Claude, Anthropic).</w:t>
+      </w:r>
+    </w:p>
+    <w:p>
+      <w:pPr>
+        <w:pBdr>
+          <w:bottom w:val="single" w:color="1F3864" w:sz="6" w:space="6"/>
+        </w:pBdr>
+        <w:spacing w:after="60" w:before="0"/>
+      </w:pPr>
+      <w:r>
+        <w:rPr>
+          <w:rFonts w:ascii="Arial" w:cs="Arial" w:eastAsia="Arial" w:hAnsi="Arial"/>
+          <w:b/>
+          <w:bCs/>
+          <w:sz w:val="17"/>
+          <w:szCs w:val="17"/>
+        </w:rPr>
+        <w:t xml:space="preserve">Licensing &amp; Copyright: </w:t>
+      </w:r>
+      <w:r>
+        <w:rPr>
+          <w:rFonts w:ascii="Arial" w:cs="Arial" w:eastAsia="Arial" w:hAnsi="Arial"/>
+          <w:sz w:val="17"/>
+          <w:szCs w:val="17"/>
+        </w:rPr>
+        <w:t xml:space="preserve">© 2026 SeaVuria and ARES. This work is licensed under a </w:t>
+      </w:r>
+      <w:hyperlink w:history="1" r:id="rIddbvyecoczikhctrgqpgqc">
+        <w:r>
+          <w:rPr>
+            <w:rFonts w:ascii="Arial" w:cs="Arial" w:eastAsia="Arial" w:hAnsi="Arial"/>
+            <w:color w:val="1F6B75"/>
+            <w:sz w:val="17"/>
+            <w:szCs w:val="17"/>
+            <w:u w:val="single" w:color="1F6B75"/>
+          </w:rPr>
+          <w:t xml:space="preserve">Creative Commons Attribution-NonCommercial 4.0 International License</w:t>
+        </w:r>
+      </w:hyperlink>
+      <w:r>
+        <w:rPr>
+          <w:rFonts w:ascii="Arial" w:cs="Arial" w:eastAsia="Arial" w:hAnsi="Arial"/>
+          <w:sz w:val="17"/>
+          <w:szCs w:val="17"/>
+        </w:rPr>
+        <w:t xml:space="preserve"> (</w:t>
+      </w:r>
+      <w:hyperlink w:history="1" r:id="rIdtg1frn1f1crwib2o6jr1d">
+        <w:r>
+          <w:rPr>
+            <w:rFonts w:ascii="Arial" w:cs="Arial" w:eastAsia="Arial" w:hAnsi="Arial"/>
+            <w:color w:val="1F6B75"/>
+            <w:sz w:val="17"/>
+            <w:szCs w:val="17"/>
+            <w:u w:val="single" w:color="1F6B75"/>
+          </w:rPr>
+          <w:t xml:space="preserve">CC BY-NC 4.0</w:t>
+        </w:r>
+      </w:hyperlink>
+      <w:r>
+        <w:rPr>
+          <w:rFonts w:ascii="Arial" w:cs="Arial" w:eastAsia="Arial" w:hAnsi="Arial"/>
+          <w:sz w:val="17"/>
+          <w:szCs w:val="17"/>
+        </w:rPr>
+        <w:t xml:space="preserve">). To view a copy of this license, visit </w:t>
+      </w:r>
+      <w:hyperlink w:history="1" r:id="rIdrbwyeqtonumtapslqh8av">
+        <w:r>
+          <w:rPr>
+            <w:rFonts w:ascii="Arial" w:cs="Arial" w:eastAsia="Arial" w:hAnsi="Arial"/>
+            <w:color w:val="1F6B75"/>
+            <w:sz w:val="17"/>
+            <w:szCs w:val="17"/>
+            <w:u w:val="single" w:color="1F6B75"/>
+          </w:rPr>
+          <w:t xml:space="preserve">https://creativecommons.org/licenses/by-nc/4.0/</w:t>
+        </w:r>
+      </w:hyperlink>
+      <w:r>
+        <w:rPr>
+          <w:rFonts w:ascii="Arial" w:cs="Arial" w:eastAsia="Arial" w:hAnsi="Arial"/>
+          <w:sz w:val="17"/>
+          <w:szCs w:val="17"/>
+        </w:rPr>
+        <w:t xml:space="preserve">. You are free to copy, redistribute, and adapt this material in any medium or format, provided appropriate credit is given and the material is not used for commercial purposes. KICD learning outcomes and curriculum designations reproduced here for alignment purposes remain the property of KICD and are not covered by this license. Linked external resources (e.g. CK-12, Khan Academy, PhET) are subject to their own licenses.</w:t>
       </w:r>
     </w:p>
     <w:p>

--- a/data/outputs/v2/Physics/SS1.4_Energy,_Work,_Power_and_Machines/Physics_Energy,_Work,_Power_and_Machines_SummaryTable.docx
+++ b/data/outputs/v2/Physics/SS1.4_Energy,_Work,_Power_and_Machines/Physics_Energy,_Work,_Power_and_Machines_SummaryTable.docx
@@ -38,177 +38,6 @@
           <w:szCs w:val="22"/>
         </w:rPr>
         <w:t xml:space="preserve">Sub-Strand 1.4: Energy, Work, Power and Machines — Teacher Reference (Pre-filled)</w:t>
-      </w:r>
-    </w:p>
-    <w:p>
-      <w:pPr>
-        <w:spacing w:after="80" w:before="120"/>
-      </w:pPr>
-      <w:r>
-        <w:rPr>
-          <w:rFonts w:ascii="Arial" w:cs="Arial" w:eastAsia="Arial" w:hAnsi="Arial"/>
-          <w:b/>
-          <w:bCs/>
-          <w:color w:val="1F3864"/>
-          <w:sz w:val="20"/>
-          <w:szCs w:val="20"/>
-        </w:rPr>
-        <w:t xml:space="preserve">ATTRIBUTION AND LICENSING</w:t>
-      </w:r>
-    </w:p>
-    <w:p>
-      <w:pPr>
-        <w:spacing w:after="60" w:before="0"/>
-      </w:pPr>
-      <w:r>
-        <w:rPr>
-          <w:rFonts w:ascii="Arial" w:cs="Arial" w:eastAsia="Arial" w:hAnsi="Arial"/>
-          <w:b/>
-          <w:bCs/>
-          <w:sz w:val="17"/>
-          <w:szCs w:val="17"/>
-        </w:rPr>
-        <w:t xml:space="preserve">Curriculum Alignment: </w:t>
-      </w:r>
-      <w:r>
-        <w:rPr>
-          <w:rFonts w:ascii="Arial" w:cs="Arial" w:eastAsia="Arial" w:hAnsi="Arial"/>
-          <w:sz w:val="17"/>
-          <w:szCs w:val="17"/>
-        </w:rPr>
-        <w:t xml:space="preserve">Structured in pedagogical alignment with the competence-based curriculum format and learning outcomes established by the Kenya Institute of Curriculum Development (KICD). This material is independently developed and is not officially endorsed or published by KICD.</w:t>
-      </w:r>
-    </w:p>
-    <w:p>
-      <w:pPr>
-        <w:spacing w:after="60" w:before="0"/>
-      </w:pPr>
-      <w:r>
-        <w:rPr>
-          <w:rFonts w:ascii="Arial" w:cs="Arial" w:eastAsia="Arial" w:hAnsi="Arial"/>
-          <w:b/>
-          <w:bCs/>
-          <w:sz w:val="17"/>
-          <w:szCs w:val="17"/>
-        </w:rPr>
-        <w:t xml:space="preserve">Content &amp; Pedagogy: </w:t>
-      </w:r>
-      <w:r>
-        <w:rPr>
-          <w:rFonts w:ascii="Arial" w:cs="Arial" w:eastAsia="Arial" w:hAnsi="Arial"/>
-          <w:sz w:val="17"/>
-          <w:szCs w:val="17"/>
-        </w:rPr>
-        <w:t xml:space="preserve">Developed and adapted by the educator team at SeaVuria (registered 501(c)(3) in the United States and registered NGO in Kenya, No. 872-850A-BF11), who designed the pedagogical framework, lesson templates and exemplar lessons on which this material is based.</w:t>
-      </w:r>
-    </w:p>
-    <w:p>
-      <w:pPr>
-        <w:spacing w:after="60" w:before="0"/>
-      </w:pPr>
-      <w:r>
-        <w:rPr>
-          <w:rFonts w:ascii="Arial" w:cs="Arial" w:eastAsia="Arial" w:hAnsi="Arial"/>
-          <w:b/>
-          <w:bCs/>
-          <w:sz w:val="17"/>
-          <w:szCs w:val="17"/>
-        </w:rPr>
-        <w:t xml:space="preserve">Production &amp; Layout: </w:t>
-      </w:r>
-      <w:r>
-        <w:rPr>
-          <w:rFonts w:ascii="Arial" w:cs="Arial" w:eastAsia="Arial" w:hAnsi="Arial"/>
-          <w:sz w:val="17"/>
-          <w:szCs w:val="17"/>
-        </w:rPr>
-        <w:t xml:space="preserve">Educational design and curriculum sequencing by SeaVuria. Technical layout, structural formatting, and digital optimization/implementation executed in partnership with ARES Education (registered 501(c)(3) in the United States and Canada (as Afretech Aid) and registered NGO in Kenya), with lesson drafting and compilation assisted by AI (Claude, Anthropic).</w:t>
-      </w:r>
-    </w:p>
-    <w:p>
-      <w:pPr>
-        <w:pBdr>
-          <w:bottom w:val="single" w:color="1F3864" w:sz="6" w:space="6"/>
-        </w:pBdr>
-        <w:spacing w:after="60" w:before="0"/>
-      </w:pPr>
-      <w:r>
-        <w:rPr>
-          <w:rFonts w:ascii="Arial" w:cs="Arial" w:eastAsia="Arial" w:hAnsi="Arial"/>
-          <w:b/>
-          <w:bCs/>
-          <w:sz w:val="17"/>
-          <w:szCs w:val="17"/>
-        </w:rPr>
-        <w:t xml:space="preserve">Licensing &amp; Copyright: </w:t>
-      </w:r>
-      <w:r>
-        <w:rPr>
-          <w:rFonts w:ascii="Arial" w:cs="Arial" w:eastAsia="Arial" w:hAnsi="Arial"/>
-          <w:sz w:val="17"/>
-          <w:szCs w:val="17"/>
-        </w:rPr>
-        <w:t xml:space="preserve">© 2026 SeaVuria and ARES. This work is licensed under a </w:t>
-      </w:r>
-      <w:hyperlink w:history="1" r:id="rIddbvyecoczikhctrgqpgqc">
-        <w:r>
-          <w:rPr>
-            <w:rFonts w:ascii="Arial" w:cs="Arial" w:eastAsia="Arial" w:hAnsi="Arial"/>
-            <w:color w:val="1F6B75"/>
-            <w:sz w:val="17"/>
-            <w:szCs w:val="17"/>
-            <w:u w:val="single" w:color="1F6B75"/>
-          </w:rPr>
-          <w:t xml:space="preserve">Creative Commons Attribution-NonCommercial 4.0 International License</w:t>
-        </w:r>
-      </w:hyperlink>
-      <w:r>
-        <w:rPr>
-          <w:rFonts w:ascii="Arial" w:cs="Arial" w:eastAsia="Arial" w:hAnsi="Arial"/>
-          <w:sz w:val="17"/>
-          <w:szCs w:val="17"/>
-        </w:rPr>
-        <w:t xml:space="preserve"> (</w:t>
-      </w:r>
-      <w:hyperlink w:history="1" r:id="rIdtg1frn1f1crwib2o6jr1d">
-        <w:r>
-          <w:rPr>
-            <w:rFonts w:ascii="Arial" w:cs="Arial" w:eastAsia="Arial" w:hAnsi="Arial"/>
-            <w:color w:val="1F6B75"/>
-            <w:sz w:val="17"/>
-            <w:szCs w:val="17"/>
-            <w:u w:val="single" w:color="1F6B75"/>
-          </w:rPr>
-          <w:t xml:space="preserve">CC BY-NC 4.0</w:t>
-        </w:r>
-      </w:hyperlink>
-      <w:r>
-        <w:rPr>
-          <w:rFonts w:ascii="Arial" w:cs="Arial" w:eastAsia="Arial" w:hAnsi="Arial"/>
-          <w:sz w:val="17"/>
-          <w:szCs w:val="17"/>
-        </w:rPr>
-        <w:t xml:space="preserve">). To view a copy of this license, visit </w:t>
-      </w:r>
-      <w:hyperlink w:history="1" r:id="rIdrbwyeqtonumtapslqh8av">
-        <w:r>
-          <w:rPr>
-            <w:rFonts w:ascii="Arial" w:cs="Arial" w:eastAsia="Arial" w:hAnsi="Arial"/>
-            <w:color w:val="1F6B75"/>
-            <w:sz w:val="17"/>
-            <w:szCs w:val="17"/>
-            <w:u w:val="single" w:color="1F6B75"/>
-          </w:rPr>
-          <w:t xml:space="preserve">https://creativecommons.org/licenses/by-nc/4.0/</w:t>
-        </w:r>
-      </w:hyperlink>
-      <w:r>
-        <w:rPr>
-          <w:rFonts w:ascii="Arial" w:cs="Arial" w:eastAsia="Arial" w:hAnsi="Arial"/>
-          <w:sz w:val="17"/>
-          <w:szCs w:val="17"/>
-        </w:rPr>
-        <w:t xml:space="preserve">. You are free to copy, redistribute, and adapt this material in any medium or format, provided appropriate credit is given and the material is not used for commercial purposes. KICD learning outcomes and curriculum designations reproduced here for alignment purposes remain the property of KICD and are not covered by this license. Linked external resources (e.g. CK-12, Khan Academy, PhET) are subject to their own licenses.</w:t>
       </w:r>
     </w:p>
     <w:p>
@@ -1848,6 +1677,185 @@
         </w:tc>
       </w:tr>
     </w:tbl>
+    <w:p>
+      <w:pPr>
+        <w:spacing w:after="120"/>
+      </w:pPr>
+      <w:r>
+        <w:t xml:space="preserve"/>
+      </w:r>
+    </w:p>
+    <w:p>
+      <w:pPr>
+        <w:spacing w:after="80" w:before="120"/>
+      </w:pPr>
+      <w:r>
+        <w:rPr>
+          <w:rFonts w:ascii="Arial" w:cs="Arial" w:eastAsia="Arial" w:hAnsi="Arial"/>
+          <w:b/>
+          <w:bCs/>
+          <w:color w:val="1F3864"/>
+          <w:sz w:val="20"/>
+          <w:szCs w:val="20"/>
+        </w:rPr>
+        <w:t xml:space="preserve">ATTRIBUTION AND LICENSING</w:t>
+      </w:r>
+    </w:p>
+    <w:p>
+      <w:pPr>
+        <w:spacing w:after="60" w:before="0"/>
+      </w:pPr>
+      <w:r>
+        <w:rPr>
+          <w:rFonts w:ascii="Arial" w:cs="Arial" w:eastAsia="Arial" w:hAnsi="Arial"/>
+          <w:b/>
+          <w:bCs/>
+          <w:sz w:val="17"/>
+          <w:szCs w:val="17"/>
+        </w:rPr>
+        <w:t xml:space="preserve">Curriculum Alignment: </w:t>
+      </w:r>
+      <w:r>
+        <w:rPr>
+          <w:rFonts w:ascii="Arial" w:cs="Arial" w:eastAsia="Arial" w:hAnsi="Arial"/>
+          <w:sz w:val="17"/>
+          <w:szCs w:val="17"/>
+        </w:rPr>
+        <w:t xml:space="preserve">Structured in pedagogical alignment with the competence-based curriculum format and learning outcomes established by the Kenya Institute of Curriculum Development (KICD). This material is independently developed and is not officially endorsed or published by KICD.</w:t>
+      </w:r>
+    </w:p>
+    <w:p>
+      <w:pPr>
+        <w:spacing w:after="60" w:before="0"/>
+      </w:pPr>
+      <w:r>
+        <w:rPr>
+          <w:rFonts w:ascii="Arial" w:cs="Arial" w:eastAsia="Arial" w:hAnsi="Arial"/>
+          <w:b/>
+          <w:bCs/>
+          <w:sz w:val="17"/>
+          <w:szCs w:val="17"/>
+        </w:rPr>
+        <w:t xml:space="preserve">Content &amp; Pedagogy: </w:t>
+      </w:r>
+      <w:r>
+        <w:rPr>
+          <w:rFonts w:ascii="Arial" w:cs="Arial" w:eastAsia="Arial" w:hAnsi="Arial"/>
+          <w:sz w:val="17"/>
+          <w:szCs w:val="17"/>
+        </w:rPr>
+        <w:t xml:space="preserve">Developed and adapted by the educator team at SeaVuria (registered 501(c)(3) in the United States and registered NGO in Kenya, No. 872-850A-BF11), who designed the pedagogical framework, lesson templates and exemplar lessons on which this material is based.</w:t>
+      </w:r>
+    </w:p>
+    <w:p>
+      <w:pPr>
+        <w:spacing w:after="60" w:before="0"/>
+      </w:pPr>
+      <w:r>
+        <w:rPr>
+          <w:rFonts w:ascii="Arial" w:cs="Arial" w:eastAsia="Arial" w:hAnsi="Arial"/>
+          <w:b/>
+          <w:bCs/>
+          <w:sz w:val="17"/>
+          <w:szCs w:val="17"/>
+        </w:rPr>
+        <w:t xml:space="preserve">Production &amp; Layout: </w:t>
+      </w:r>
+      <w:r>
+        <w:rPr>
+          <w:rFonts w:ascii="Arial" w:cs="Arial" w:eastAsia="Arial" w:hAnsi="Arial"/>
+          <w:sz w:val="17"/>
+          <w:szCs w:val="17"/>
+        </w:rPr>
+        <w:t xml:space="preserve">Educational design and curriculum sequencing by SeaVuria. Technical layout, structural formatting, and digital optimization/implementation executed in partnership with ARES Education (registered 501(c)(3) in the United States and Canada (as Afretech Aid) and registered NGO in Kenya), with lesson drafting and compilation assisted by AI (Claude, Anthropic).</w:t>
+      </w:r>
+    </w:p>
+    <w:p>
+      <w:pPr>
+        <w:pBdr>
+          <w:bottom w:val="single" w:color="1F3864" w:sz="6" w:space="6"/>
+        </w:pBdr>
+        <w:spacing w:after="60" w:before="0"/>
+      </w:pPr>
+      <w:r>
+        <w:rPr>
+          <w:rFonts w:ascii="Arial" w:cs="Arial" w:eastAsia="Arial" w:hAnsi="Arial"/>
+          <w:b/>
+          <w:bCs/>
+          <w:sz w:val="17"/>
+          <w:szCs w:val="17"/>
+        </w:rPr>
+        <w:t xml:space="preserve">Licensing &amp; Copyright: </w:t>
+      </w:r>
+      <w:r>
+        <w:rPr>
+          <w:rFonts w:ascii="Arial" w:cs="Arial" w:eastAsia="Arial" w:hAnsi="Arial"/>
+          <w:sz w:val="17"/>
+          <w:szCs w:val="17"/>
+        </w:rPr>
+        <w:t xml:space="preserve">© 2026 SeaVuria and ARES. This work is licensed under a </w:t>
+      </w:r>
+      <w:hyperlink w:history="1" r:id="rIdqnckgyoezhkldaxzsxjqo">
+        <w:r>
+          <w:rPr>
+            <w:rFonts w:ascii="Arial" w:cs="Arial" w:eastAsia="Arial" w:hAnsi="Arial"/>
+            <w:color w:val="1F6B75"/>
+            <w:sz w:val="17"/>
+            <w:szCs w:val="17"/>
+            <w:u w:val="single" w:color="1F6B75"/>
+          </w:rPr>
+          <w:t xml:space="preserve">Creative Commons Attribution-NonCommercial 4.0 International License</w:t>
+        </w:r>
+      </w:hyperlink>
+      <w:r>
+        <w:rPr>
+          <w:rFonts w:ascii="Arial" w:cs="Arial" w:eastAsia="Arial" w:hAnsi="Arial"/>
+          <w:sz w:val="17"/>
+          <w:szCs w:val="17"/>
+        </w:rPr>
+        <w:t xml:space="preserve"> (</w:t>
+      </w:r>
+      <w:hyperlink w:history="1" r:id="rIddhoro8kurexnpzlczqpqc">
+        <w:r>
+          <w:rPr>
+            <w:rFonts w:ascii="Arial" w:cs="Arial" w:eastAsia="Arial" w:hAnsi="Arial"/>
+            <w:color w:val="1F6B75"/>
+            <w:sz w:val="17"/>
+            <w:szCs w:val="17"/>
+            <w:u w:val="single" w:color="1F6B75"/>
+          </w:rPr>
+          <w:t xml:space="preserve">CC BY-NC 4.0</w:t>
+        </w:r>
+      </w:hyperlink>
+      <w:r>
+        <w:rPr>
+          <w:rFonts w:ascii="Arial" w:cs="Arial" w:eastAsia="Arial" w:hAnsi="Arial"/>
+          <w:sz w:val="17"/>
+          <w:szCs w:val="17"/>
+        </w:rPr>
+        <w:t xml:space="preserve">). To view a copy of this license, visit </w:t>
+      </w:r>
+      <w:hyperlink w:history="1" r:id="rIdbrokduzr19-sn2gb1amtp">
+        <w:r>
+          <w:rPr>
+            <w:rFonts w:ascii="Arial" w:cs="Arial" w:eastAsia="Arial" w:hAnsi="Arial"/>
+            <w:color w:val="1F6B75"/>
+            <w:sz w:val="17"/>
+            <w:szCs w:val="17"/>
+            <w:u w:val="single" w:color="1F6B75"/>
+          </w:rPr>
+          <w:t xml:space="preserve">https://creativecommons.org/licenses/by-nc/4.0/</w:t>
+        </w:r>
+      </w:hyperlink>
+      <w:r>
+        <w:rPr>
+          <w:rFonts w:ascii="Arial" w:cs="Arial" w:eastAsia="Arial" w:hAnsi="Arial"/>
+          <w:sz w:val="17"/>
+          <w:szCs w:val="17"/>
+        </w:rPr>
+        <w:t xml:space="preserve">. You are free to copy, redistribute, and adapt this material in any medium or format, provided appropriate credit is given and the material is not used for commercial purposes. KICD learning outcomes and curriculum designations reproduced here for alignment purposes remain the property of KICD and are not covered by this license. Linked external resources (e.g. CK-12, Khan Academy, PhET) are subject to their own licenses.</w:t>
+      </w:r>
+    </w:p>
     <w:sectPr>
       <w:pgSz w:w="15840" w:h="12240" w:orient="landscape"/>
       <w:pgMar w:top="1080" w:right="1080" w:bottom="1080" w:left="1080" w:header="708" w:footer="708" w:gutter="0"/>

--- a/data/outputs/v2/Physics/SS1.4_Energy,_Work,_Power_and_Machines/Physics_Energy,_Work,_Power_and_Machines_SummaryTable.docx
+++ b/data/outputs/v2/Physics/SS1.4_Energy,_Work,_Power_and_Machines/Physics_Energy,_Work,_Power_and_Machines_SummaryTable.docx
@@ -564,7 +564,7 @@
                 <w:sz w:val="18"/>
                 <w:szCs w:val="18"/>
               </w:rPr>
-              <w:t xml:space="preserve">Students observed a ball rolled across a desk and a heavy textbook lifted to different heights. They noted that a faster-moving ball caused a greater dent in soft clay (evidence of more energy of motion), and that a book dropped from a greater height made a louder impact (evidence of more stored energy due to position). In a Kenya-context demonstration, a maize cob dropped from shoulder height versus knee height showed a measurable difference in impact. Teachers should prompt students to record both qualitative observations and any measurements taken (mass, height, speed estimate).</w:t>
+              <w:t xml:space="preserve">A jua kali mechanic in Gikomba, Nairobi, loosening a stubborn matatu wheel nut effortlessly with a long spanner-pipe extension after failing with a short spanner; a wheel nut that feels warm after repeated failed attempts; a Kenyan sprinter running at full speed; a stone falling from a grain-store roof in Kitale; PhET Energy Skate Park simulation showing energy bars changing with mass, speed, and height; a Kisumu construction-site video showing a stone making deeper dents when dropped from greater heights.</w:t>
             </w:r>
           </w:p>
         </w:tc>
@@ -596,7 +596,7 @@
                 <w:sz w:val="18"/>
                 <w:szCs w:val="18"/>
               </w:rPr>
-              <w:t xml:space="preserve">Learners discovered two distinct forms of mechanical energy: (1) Kinetic Energy — the energy an object possesses because it is moving, which increases with both mass and speed; and (2) Gravitational Potential Energy — the energy stored in an object because of its height above a reference point, which increases with both mass and height. They recognised that energy is not visible but its effects are measurable, laying the conceptual groundwork for all subsequent energy lessons.</w:t>
+              <w:t xml:space="preserve">Kinetic energy (KE) is the energy an object has due to its motion: KE = ½mv². Gravitational potential energy (PE) is the energy stored in an object due to its height above a reference point: PE = mgh. KE increases with both mass and the square of speed — doubling speed quadruples KE. PE increases linearly with both mass and height. Both are measured in Joules (J). In the mechanic's spanner system, the raised spanner arm stores PE and converts it to KE as it swings down. The heat in the wheel nut represents energy that has gone somewhere — but we cannot yet fully explain where.</w:t>
             </w:r>
           </w:p>
         </w:tc>
@@ -628,7 +628,7 @@
                 <w:sz w:val="18"/>
                 <w:szCs w:val="18"/>
               </w:rPr>
-              <w:t xml:space="preserve">KE = ½mv² — kinetic energy (in Joules) equals half the product of mass (kg) and the square of velocity (m/s). PE = mgh — gravitational potential energy equals mass × acceleration due to gravity (10 m/s² in Kenya-standard problems) × height (m). Pedagogical note: Emphasise that v is squared, so doubling speed quadruples KE — a common misconception to address early. Connect to the driving question: the mechanic's swinging arm and the heavy spanner both possess KE; the raised spanner possesses PE. Both forms will matter when work is introduced in Lesson 3.</w:t>
+              <w:t xml:space="preserve">Using KE = ½mv², a 70 kg matatu tout running at 4 m/s has KE = ½ × 70 × 4² = 560 J. Using PE = mgh, a 5 kg bag of maize lifted 2 m onto a grain-store shelf in Kitale has PE = 5 × 10 × 2 = 100 J. The spanner arm before the mechanic's push stores gravitational PE (high position); as it swings, this converts to KE. The warm wheel nut is evidence that some energy is transformed into thermal energy — a mystery that points directly to the unit's driving question about energy conservation and dissipation, which will be fully resolved in subsequent lessons.</w:t>
             </w:r>
           </w:p>
         </w:tc>
@@ -713,7 +713,7 @@
                 <w:sz w:val="18"/>
                 <w:szCs w:val="18"/>
               </w:rPr>
-              <w:t xml:space="preserve">Students observed a pendulum (a stone tied to a string, as a locally available model) swung from a marked height. They tracked the stone's speed at the bottom (fastest) and its height at the opposite side (almost equal to the release height). A second observation used a video or teacher demonstration of a cyclist freewheeling down a slope in Nairobi's Ngong Hills — fast at the bottom, slow near the top. Students recorded height and estimated speed at multiple points, noting the trade-off between the two quantities.</w:t>
+              <w:t xml:space="preserve">Using the PhET Pendulum Lab simulation, learners observed that as a pendulum swings, kinetic energy (KE) is highest at the lowest point and potential energy (PE) is highest at the two extreme ends — and that the SUM of KE + PE remained approximately constant across all positions when friction was set to zero. When friction was introduced, the total energy SUM decreased over time. Learners also annotated a roller-coaster diagram at five points, identifying where KE and PE were highest.</w:t>
             </w:r>
           </w:p>
         </w:tc>
@@ -745,7 +745,7 @@
                 <w:sz w:val="18"/>
                 <w:szCs w:val="18"/>
               </w:rPr>
-              <w:t xml:space="preserve">Learners discovered the Law of Conservation of Mechanical Energy: in the absence of friction and air resistance, the total mechanical energy (KE + PE) of a system remains constant. Energy is not created or destroyed — it is transferred between kinetic and potential forms. When the stone swings to its lowest point, all PE has converted to KE; at the highest point, all KE has converted back to PE. This is an idealised (frictionless) model — a critical limitation students must carry forward.</w:t>
+              <w:t xml:space="preserve">Learners learned that kinetic energy (KE = ½mv²) is the energy of motion and potential energy (PE = mgh) is stored energy due to position. In a frictionless system, KE and PE continuously interchange but their total — mechanical energy — is conserved. This is expressed as KE₁ + PE₁ = KE₂ + PE₂. When friction is present, the total mechanical energy decreases — raising the new question of where that energy goes.</w:t>
             </w:r>
           </w:p>
         </w:tc>
@@ -777,7 +777,7 @@
                 <w:sz w:val="18"/>
                 <w:szCs w:val="18"/>
               </w:rPr>
-              <w:t xml:space="preserve">Total Mechanical Energy E = KE + PE = ½mv² + mgh = constant (frictionless system). At any two points: ½mv₁² + mgh₁ = ½mv₂² + mgh₂. Pedagogical note: Explicitly flag the 'frictionless' assumption and ask students to predict what happens in the real world (energy appears to be 'lost' — this sets up Lessons 3 and 7). Connect to the driving question: the mechanic does work against friction; the nut gets hot because mechanical energy is being converted to thermal energy — conservation still holds, but the energy leaves the mechanical system. Teachers should cold-call at least 3 students to articulate where energy 'goes' before moving on.</w:t>
+              <w:t xml:space="preserve">Learners applied the conservation of mechanical energy to the jua kali mechanic phenomenon: when the mechanic raises his arm (and the long spanner) before pushing, he stores potential energy in the system. As the spanner swings downward, that PE converts to KE — delivering force to the wheel nut. The class energy transformation model diagram shows this flow. However, the wheel nut getting hot remains unexplained by conservation of mechanical energy alone, anchoring the next investigation into friction and thermal energy.</w:t>
             </w:r>
           </w:p>
         </w:tc>
@@ -862,7 +862,7 @@
                 <w:sz w:val="18"/>
                 <w:szCs w:val="18"/>
               </w:rPr>
-              <w:t xml:space="preserve">Students observed two scenarios: (1) a learner pushing a desk across the classroom floor (force in the direction of motion) versus (2) a learner carrying a heavy bag of githeri on their head while walking horizontally (force upward, motion horizontal). They used a spring balance to measure the pushing force and a metre rule to measure displacement. They compared the two scenarios and discussed whether 'effort' always equals 'work done' in the physics sense.</w:t>
+              <w:t xml:space="preserve">Students pushed a school desk across the classroom floor, held a heavy schoolbag while walking horizontally, and resisted a desk push to simulate friction. They also observed data from the jua kali spanner scenario (short handle: F = 250 N, d = 0 m; long handle: F = 80 N, d = 0.45 m) and recorded force, displacement, and angle for each scenario.</w:t>
             </w:r>
           </w:p>
         </w:tc>
@@ -894,7 +894,7 @@
                 <w:sz w:val="18"/>
                 <w:szCs w:val="18"/>
               </w:rPr>
-              <w:t xml:space="preserve">Learners discovered that in physics, work is only done when a force causes displacement in the direction of the force. Carrying a load horizontally does zero work against gravity because the force (upward) is perpendicular to the displacement (horizontal). Work depends on three factors: the magnitude of the force, the magnitude of the displacement, and the angle between them. This precise definition often contradicts everyday use of the word 'work,' which is a key conceptual hurdle.</w:t>
+              <w:t xml:space="preserve">Work is defined as W = Fd cosθ — the product of force, displacement, and the cosine of the angle between them. When the angle is 0°, maximum positive work is done (force and motion in the same direction). When θ = 90°, work done is zero (e.g., carrying a bag horizontally). When θ = 180°, work is negative (friction opposes motion). The mechanic did zero scientific work with the short spanner because the nut did not move (d = 0), but 36 J of work with the long spanner. Friction converts mechanical energy to thermal energy — this is why the nut got warm.</w:t>
             </w:r>
           </w:p>
         </w:tc>
@@ -926,7 +926,7 @@
                 <w:sz w:val="18"/>
                 <w:szCs w:val="18"/>
               </w:rPr>
-              <w:t xml:space="preserve">W = Fd cosθ, where W = work done (Joules, J), F = applied force (Newtons, N), d = displacement (metres, m), and θ = angle between the force and displacement vectors. When θ = 0°, cosθ = 1, so W = Fd (maximum positive work). When θ = 90°, cosθ = 0, so W = 0 (no work done). When θ = 180°, cosθ = −1, so W = −Fd (negative work, e.g. friction opposing motion). Pedagogical note: Use the jua kali spanner directly here — the mechanic applies force along the arc of the spanner's swing; displacement is along that arc; θ ≈ 0° for maximum work on the nut. This is the first direct bridge to the driving question. Ensure students practise at least three calculation examples with varying angles.</w:t>
+              <w:t xml:space="preserve">The jua kali mechanic's short spanner failed not because of insufficient force alone, but because the nut's displacement was zero — so no work was done on the nut regardless of force applied. The mechanic's biological energy was still consumed, but converted to heat by friction at the nut-spanner interface rather than to useful rotational work. With the long spanner, a smaller force over a greater displacement arc achieved the required work (36 J) to overcome the nut's resistance — illustrating that work depends on both force AND displacement in the direction of the force.</w:t>
             </w:r>
           </w:p>
         </w:tc>
@@ -979,7 +979,7 @@
                 <w:sz w:val="18"/>
                 <w:szCs w:val="18"/>
               </w:rPr>
-              <w:t xml:space="preserve">The Work–Energy Theorem: Connecting Work to Changes in Energy</w:t>
+              <w:t xml:space="preserve">Work Done Against Friction: Where Does the Energy Go?</w:t>
             </w:r>
           </w:p>
         </w:tc>
@@ -1011,7 +1011,7 @@
                 <w:sz w:val="18"/>
                 <w:szCs w:val="18"/>
               </w:rPr>
-              <w:t xml:space="preserve">Students observed a toy car pushed across a smooth surface with a measured force over a measured distance, then checked its speed using a timer or motion sensor. They compared the work done on the car (W = Fd) with the change in its kinetic energy (ΔKE = ½mv² − ½mu²). A second scenario showed a car braking to a stop — friction did negative work, reducing KE to zero. Teachers should record both the calculated W and measured ΔKE on the board for direct comparison, highlighting any small discrepancies due to real-world friction.</w:t>
+              <w:t xml:space="preserve">We pulled a wooden block across a smooth tile and a sandpaper surface using a spring balance and measured the friction force. We calculated the work done against friction using W_f = f_r x d. After ten pulls on sandpaper, the surface felt noticeably warmer than after pulls on the smooth tile.</w:t>
             </w:r>
           </w:p>
         </w:tc>
@@ -1043,7 +1043,7 @@
                 <w:sz w:val="18"/>
                 <w:szCs w:val="18"/>
               </w:rPr>
-              <w:t xml:space="preserve">Learners discovered the Work–Energy Theorem: the net work done on an object equals the change in its kinetic energy. This theorem unifies the concepts from Lessons 1–3. Positive net work increases KE (object speeds up); negative net work decreases KE (object slows down). When a mechanic applies force through a spanner, work is done and energy is transferred — part of it goes into rotating the nut (useful work), part into heating the nut and spanner (work done against friction).</w:t>
+              <w:t xml:space="preserve">Work done against friction converts mechanical energy into thermal energy. The formula is W_f = f_r x d where f_r is the friction force in newtons and d is the distance slid in metres. Total energy is conserved — the thermal energy produced equals the mechanical energy input that went against friction. Rougher surfaces produce larger friction forces and therefore more thermal energy for the same distance.</w:t>
             </w:r>
           </w:p>
         </w:tc>
@@ -1075,7 +1075,7 @@
                 <w:sz w:val="18"/>
                 <w:szCs w:val="18"/>
               </w:rPr>
-              <w:t xml:space="preserve">W_net = ΔKE = ½mv² − ½mu², where u = initial speed and v = final speed. This can be rewritten as: W_useful + W_friction = ΔKE. In a real system, W_friction is always negative (friction removes energy from the mechanical system and converts it to thermal energy). Pedagogical note: This lesson is the conceptual pivot of the sub-strand. Ask students to revise their Driving Question Board entry: 'Where does the energy go when friction makes the nut hot?' — they should now be able to say that friction does negative work on the nut, converting mechanical energy to thermal (internal) energy. Cold-call at least 4 students to explain this in their own words before proceeding.</w:t>
+              <w:t xml:space="preserve">The wheel nut at Gikomba felt warm after the mechanic pushed hard with the short spanner because even though the nut did not move (zero useful work output), there was still microscopic relative movement and deformation at the contact surfaces between the spanner and nut, and between the nut and bolt thread, converting the mechanic's muscular energy into thermal energy through friction. This is why the nut gets hot without tightening or loosening — the energy was not lost but transformed irreversibly into heat.</w:t>
             </w:r>
           </w:p>
         </w:tc>
@@ -1160,7 +1160,7 @@
                 <w:sz w:val="18"/>
                 <w:szCs w:val="18"/>
               </w:rPr>
-              <w:t xml:space="preserve">Students timed themselves climbing a staircase (or stepping up a measured height on a bench) and recorded their weight, height climbed, and time taken. Different students completed the same climb in different times. They also compared a jiko (charcoal stove) boiling water slowly versus an electric kettle (where available) boiling water quickly — same task, different rates. Teachers should ensure each student calculates their own weight (mg) and records time carefully for subsequent calculation.</w:t>
+              <w:t xml:space="preserve">Watched a stair-climbing YouTube demonstration showing a student (Achieng) and a teacher (Mr. Kariuki) climbing the same staircase at different speeds, and collected mass, height, and time data into an observation table. Reviewed data from Eliud Kipchoge's sub-2-hour marathon attempt and the Mwea Irrigation Scheme pump specifications.</w:t>
             </w:r>
           </w:p>
         </w:tc>
@@ -1192,7 +1192,7 @@
                 <w:sz w:val="18"/>
                 <w:szCs w:val="18"/>
               </w:rPr>
-              <w:t xml:space="preserve">Learners discovered that power is not about how much work is done, but about how quickly work is done. Two people can do identical amounts of work (climb the same height) yet have very different power outputs if they take different amounts of time. A more powerful machine or person completes the same task faster. Power is measured in Watts (W), where 1 Watt = 1 Joule per second. This concept reframes the driving question: a mechanic using a long spanner may not do more total work, but the mechanical advantage changes how the effort force is applied.</w:t>
+              <w:t xml:space="preserve">Power is the rate of doing work: P = W/t, measured in Watts (W = J/s). Doing the same work in less time requires more power. Power can also be calculated as P = Fv. A more powerful person or machine does not necessarily do more total work — they do the same work faster. The jua kali mechanic's speed of loosening the nut determines his power output; the long spanner determined his mechanical advantage. Friction heating the wheel nut is also an energy transfer happening at a rate.</w:t>
             </w:r>
           </w:p>
         </w:tc>
@@ -1224,7 +1224,7 @@
                 <w:sz w:val="18"/>
                 <w:szCs w:val="18"/>
               </w:rPr>
-              <w:t xml:space="preserve">P = W/t, where P = power (Watts, W), W = work done (Joules), t = time (seconds). Since W = Fd, this can also be written as P = Fv, where v = velocity — useful for problems involving constant force and speed (e.g., a matatu engine maintaining speed on a Nairobi highway). Pedagogical note: Distinguish clearly between 'power' (rate of work) and 'energy' (total work done) — students frequently conflate these. Use the staircase data: a student who climbed faster had greater power but did the same work as a slower student. Assign at least two calculation problems involving Kenyan contexts (e.g., a porter at Mombasa port, a Rift Valley farmer carrying produce).</w:t>
+              <w:t xml:space="preserve">Two people doing the same amount of work are NOT equally powerful if they take different amounts of time. Power measures HOW FAST work is done, not HOW MUCH work is done. Eliud Kipchoge outputs roughly 1,000 W (1 kW) during peak marathon running — comparable to a household appliance. The Mwea irrigation pump's power rating can be calculated from how fast it moves water against gravity. A more powerful machine does the same work faster, but this does NOT mean it is more efficient — efficiency is about how much of the input energy becomes useful output energy, which is our next investigation.</w:t>
             </w:r>
           </w:p>
         </w:tc>
@@ -1309,7 +1309,7 @@
                 <w:sz w:val="18"/>
                 <w:szCs w:val="18"/>
               </w:rPr>
-              <w:t xml:space="preserve">Students examined and manipulated locally available simple machines: a metal rod used as a lever to lift a heavy stone (class 1 lever), a ramp made from a plank for lifting a jerrycan, a wheel and axle modelled with a spool, a pulley rigged with rope, a metal wedge (like a panga blade), and a bolt and nut as a screw. For each machine, they measured the load lifted and the effort applied using a spring balance. They recorded both values and noted that in every case where the load exceeded the effort, the effort moved through a greater distance.</w:t>
+              <w:t xml:space="preserve">Learners rotated through six lab stations representing Kenyan simple machines — a jua kali lever, a Kisumu harbour pulley, a Kericho tea farm inclined ramp, a borehole hand-pump wheel and axle, a sugarcane screw press, and a panga wedge. At each station, they used spring balances and physical models to measure the effort required to move a known load, recording data in a Comparative Data Table.</w:t>
             </w:r>
           </w:p>
         </w:tc>
@@ -1341,7 +1341,7 @@
                 <w:sz w:val="18"/>
                 <w:szCs w:val="18"/>
               </w:rPr>
-              <w:t xml:space="preserve">Learners discovered the six types of simple machines (lever, inclined plane, pulley, wheel and axle, wedge, screw) and the concept of Mechanical Advantage (MA). MA &gt; 1 means the machine multiplies force — a smaller effort lifts a larger load. However, there is a trade-off: the effort always moves through a greater distance than the load. The jua kali spanner is a lever (wheel and axle / lever class); a longer arm gives greater MA, which is precisely why the mechanic can loosen the nut with less effort.</w:t>
+              <w:t xml:space="preserve">Learners calculated Mechanical Advantage (MA = Load ÷ Effort) for all six machine types and discovered that every machine with MA &gt; 1 requires the effort to move through a greater distance than the load — confirming that Work In = Work Out (ideally) and that no machine creates extra energy. They connected this directly to the Gikomba phenomenon: the long spanner extension increases the lever's effort arm, raising MA and reducing the effort needed to loosen the nut.</w:t>
             </w:r>
           </w:p>
         </w:tc>
@@ -1373,7 +1373,7 @@
                 <w:sz w:val="18"/>
                 <w:szCs w:val="18"/>
               </w:rPr>
-              <w:t xml:space="preserve">Mechanical Advantage (MA) = Load (L) ÷ Effort (E). For the spanner as a lever: MA = effort arm length ÷ load arm length (or equivalently, the longer the spanner, the greater the MA). Pedagogical note: This is the direct answer to the first half of the driving question. Teachers should explicitly state: 'The long spanner gives a higher MA — the mechanic applies a small force over a long distance to produce a large turning force (torque) on the nut.' Cold-call 3 students to calculate MA for a spanner of 30 cm vs. 10 cm if the nut requires 120 N to turn (expected answers: MA = 4 and MA = 1.33 respectively). Emphasise that MA is dimensionless (no units).</w:t>
+              <w:t xml:space="preserve">Using Claim–Evidence–Reasoning writing and a Jigsaw discussion, learners constructed the explanation that simple machines redistribute force and distance — trading one for the other while conserving total work done. They annotated cumulative models with a labelled lever diagram of the spanner system (fulcrum at the nut, effort arm = spanner + pipe extension, MA from measured data) and identified the friction point at the nut-bolt interface as the site of heat production — flagging this as the unresolved question for Lesson 7 on efficiency and energy dissipation.</w:t>
             </w:r>
           </w:p>
         </w:tc>
@@ -1458,7 +1458,7 @@
                 <w:sz w:val="18"/>
                 <w:szCs w:val="18"/>
               </w:rPr>
-              <w:t xml:space="preserve">Students used a pulley system or an inclined plane to lift a load, carefully measuring both the effort distance (how far the rope was pulled / how far the effort moved) and the load distance (how far the load moved). They then compared the theoretical MA (from Lesson 6) with the actual MA measured in the experiment. In every case, the actual MA was lower than the theoretical value. Students also felt the axle of the pulley or the surface of the ramp after repeated use — it was noticeably warm. Teachers should draw explicit attention to this warmth as physical evidence of energy conversion.</w:t>
+              <w:t xml:space="preserve">Learners measured effort distance and load distance on a lever model at two different fulcrum positions, observed efficiency data for four different machines (lever, single pulley, wheelbarrow, screw jack) displayed in a gallery walk, and watched a video clip showing a pulley system at a posho mill near Eldoret to calculate VR and efficiency independently.</w:t>
             </w:r>
           </w:p>
         </w:tc>
@@ -1490,7 +1490,7 @@
                 <w:sz w:val="18"/>
                 <w:szCs w:val="18"/>
               </w:rPr>
-              <w:t xml:space="preserve">Learners discovered Velocity Ratio (VR) — the ratio of the distance moved by the effort to the distance moved by the load — and that VR is determined purely by the geometry of the machine (it does not change with friction). Efficiency measures how much of the input work becomes useful output work. Because friction always converts some mechanical energy to heat, no real machine achieves 100% efficiency. The warm pulley axle and warm nut are direct evidence of this energy conversion, fully answering the second half of the driving question.</w:t>
+              <w:t xml:space="preserve">Velocity Ratio (VR) = effort distance ÷ load distance; Efficiency (%) = (MA ÷ VR) × 100%; no real machine achieves 100% efficiency because friction always converts some work input into heat; machines redistribute force and distance but cannot create energy — the Law of Conservation of Energy is preserved and the warm wheel nut from Lesson 1 is the physical evidence of this energy conversion.</w:t>
             </w:r>
           </w:p>
         </w:tc>
@@ -1522,7 +1522,7 @@
                 <w:sz w:val="18"/>
                 <w:szCs w:val="18"/>
               </w:rPr>
-              <w:t xml:space="preserve">VR = effort distance ÷ load distance (dimensionless). Efficiency (%) = (MA ÷ VR) × 100% = (Work output ÷ Work input) × 100%. Because friction always makes MA &lt; VR in real machines, efficiency is always less than 100%. The 'lost' energy is not destroyed — it is converted to thermal energy (the nut heats up). Pedagogical note: This lesson resolves the second part of the driving question entirely. Write on the board: 'Energy input = Useful work output + Energy lost to friction (heat).' Ask students to update their cumulative model diagram to show the energy pathway. Ensure students can substitute values and calculate efficiency for at least two machine types.</w:t>
+              <w:t xml:space="preserve">The jua kali mechanic's long spanner extension increases the effort distance relative to the load distance, giving a high VR and high MA — so less muscular force is needed. However, friction in the wheel nut threads and spanner joints converts some of the work input into heat (the warm nut observed in Lesson 1), meaning the useful work output is always less than the total work input. This is why efficiency is always below 100% and why no machine can produce more energy than is put into it.</w:t>
             </w:r>
           </w:p>
         </w:tc>
@@ -1607,7 +1607,7 @@
                 <w:sz w:val="18"/>
                 <w:szCs w:val="18"/>
               </w:rPr>
-              <w:t xml:space="preserve">Students revisited the original anchoring phenomenon: a jua kali mechanic in Nairobi using a long spanner versus a short one. They reviewed all evidence collected across Lessons 1–7: energy forms (KE, PE), energy conservation, the definition of work, the Work–Energy Theorem, power, mechanical advantage, velocity ratio, and efficiency. Using their cumulative model diagrams and Driving Question Board, they identified which concepts answered which part of the driving question. Teachers should display all DQB questions and systematically check off each one as students explain the resolution.</w:t>
+              <w:t xml:space="preserve">We observed that a jua kali mechanic in Gikomba, Nairobi, failed to loosen a wheel nut with a short spanner but succeeded effortlessly when he extended the spanner arm with a metal pipe. We also observed that the wheel nut became noticeably warm after repeated failed attempts with the short spanner, even though the nut did not move.</w:t>
             </w:r>
           </w:p>
         </w:tc>
@@ -1639,7 +1639,7 @@
                 <w:sz w:val="18"/>
                 <w:szCs w:val="18"/>
               </w:rPr>
-              <w:t xml:space="preserve">Learners synthesised the complete explanation: (1) The long spanner acts as a lever with a large effort arm, giving a high Mechanical Advantage — a small effort force produces a large torque on the nut. (2) The mechanic does work on the nut (W = Fd cosθ). (3) Because the nut-thread system has friction, not all work input becomes useful rotational work — some is converted to thermal energy, heating the nut. (4) Efficiency &lt; 100% in all real machines due to friction. (5) Energy is conserved throughout: mechanical energy input = useful work on nut + heat generated by friction. The full energy story is complete.</w:t>
+              <w:t xml:space="preserve">We learned that: (1) a longer effort arm increases mechanical advantage (MA = Load ÷ Effort), allowing a smaller force to produce a larger turning effect on the nut; (2) the total work input equals useful work output plus work done against friction (W_in = W_out + W_friction), so the machine does not create energy — it redistributes force and distance; (3) friction converts mechanical energy into thermal energy, which is why the nut gets hot; (4) efficiency (η = MA/VR × 100%) is always less than 100% in real machines because of friction; and (5) power (P = W/t) measures how quickly the mechanic does work — a stronger or faster mechanic has greater power output.</w:t>
             </w:r>
           </w:p>
         </w:tc>
@@ -1671,7 +1671,7 @@
                 <w:sz w:val="18"/>
                 <w:szCs w:val="18"/>
               </w:rPr>
-              <w:t xml:space="preserve">The integrated explanation links every concept: KE and PE (Lesson 1) → Conservation of Energy (Lesson 2) → Work = Fd cosθ (Lesson 3) → Work–Energy Theorem, friction converts energy to heat (Lesson 4) → Power = W/t (Lesson 5) → MA = Load/Effort, long spanner gives high MA (Lesson 6) → VR, Efficiency &lt; 100%, friction accounts for missing energy (Lesson 7) → Full synthesis (Lesson 8). Pedagogical note: This is the assessment and celebration lesson. Teachers should cold-call at minimum 5 different students to each explain one concept link in the chain. Students should submit or present their finalised model diagrams. A strong final model will show: effort force → spanner (lever) → torque on nut → nut rotation (useful work output) + heat at nut-thread contact (friction loss), with energy values labelled and efficiency calculated. Affirm that the jua kali mechanic intuitively applies physics that students can now explain quantitatively.</w:t>
+              <w:t xml:space="preserve">We can now fully explain the anchoring phenomenon: the long spanner creates a greater mechanical advantage by increasing the effort arm length, meaning the mechanic applies a smaller force over a larger distance to produce the same work (turning the nut). The machine does not create extra energy — it trades force for distance. The heat in the nut is explained by the work-energy principle: work done against friction is transformed into thermal energy, which dissipates into the metal. Because of this friction loss, the mechanic must always put in more energy than he gets out as useful work — no machine can exceed 100% efficiency, and energy is always conserved across the whole system.</w:t>
             </w:r>
           </w:p>
         </w:tc>
@@ -1795,7 +1795,7 @@
         </w:rPr>
         <w:t xml:space="preserve">© 2026 SeaVuria and ARES. This work is licensed under a </w:t>
       </w:r>
-      <w:hyperlink w:history="1" r:id="rIdqnckgyoezhkldaxzsxjqo">
+      <w:hyperlink w:history="1" r:id="rIdc8z0yu6p55knawuxtzwvg">
         <w:r>
           <w:rPr>
             <w:rFonts w:ascii="Arial" w:cs="Arial" w:eastAsia="Arial" w:hAnsi="Arial"/>
@@ -1815,7 +1815,7 @@
         </w:rPr>
         <w:t xml:space="preserve"> (</w:t>
       </w:r>
-      <w:hyperlink w:history="1" r:id="rIddhoro8kurexnpzlczqpqc">
+      <w:hyperlink w:history="1" r:id="rIdp7vecy3irdicvkmxl5sx8">
         <w:r>
           <w:rPr>
             <w:rFonts w:ascii="Arial" w:cs="Arial" w:eastAsia="Arial" w:hAnsi="Arial"/>
@@ -1835,7 +1835,7 @@
         </w:rPr>
         <w:t xml:space="preserve">). To view a copy of this license, visit </w:t>
       </w:r>
-      <w:hyperlink w:history="1" r:id="rIdbrokduzr19-sn2gb1amtp">
+      <w:hyperlink w:history="1" r:id="rIdicemk3ro8ihickkndqis8">
         <w:r>
           <w:rPr>
             <w:rFonts w:ascii="Arial" w:cs="Arial" w:eastAsia="Arial" w:hAnsi="Arial"/>

--- a/data/outputs/v2/Physics/SS1.4_Energy,_Work,_Power_and_Machines/Physics_Energy,_Work,_Power_and_Machines_SummaryTable.docx
+++ b/data/outputs/v2/Physics/SS1.4_Energy,_Work,_Power_and_Machines/Physics_Energy,_Work,_Power_and_Machines_SummaryTable.docx
@@ -1795,7 +1795,7 @@
         </w:rPr>
         <w:t xml:space="preserve">© 2026 SeaVuria and ARES. This work is licensed under a </w:t>
       </w:r>
-      <w:hyperlink w:history="1" r:id="rIdc8z0yu6p55knawuxtzwvg">
+      <w:hyperlink w:history="1" r:id="rIdqs0mb554-yxz_6hdv034z">
         <w:r>
           <w:rPr>
             <w:rFonts w:ascii="Arial" w:cs="Arial" w:eastAsia="Arial" w:hAnsi="Arial"/>
@@ -1815,7 +1815,7 @@
         </w:rPr>
         <w:t xml:space="preserve"> (</w:t>
       </w:r>
-      <w:hyperlink w:history="1" r:id="rIdp7vecy3irdicvkmxl5sx8">
+      <w:hyperlink w:history="1" r:id="rIdexhjtlfy3ytcubolnwhdg">
         <w:r>
           <w:rPr>
             <w:rFonts w:ascii="Arial" w:cs="Arial" w:eastAsia="Arial" w:hAnsi="Arial"/>
@@ -1835,7 +1835,7 @@
         </w:rPr>
         <w:t xml:space="preserve">). To view a copy of this license, visit </w:t>
       </w:r>
-      <w:hyperlink w:history="1" r:id="rIdicemk3ro8ihickkndqis8">
+      <w:hyperlink w:history="1" r:id="rIdzyia_qjedkkuabo7undau">
         <w:r>
           <w:rPr>
             <w:rFonts w:ascii="Arial" w:cs="Arial" w:eastAsia="Arial" w:hAnsi="Arial"/>

--- a/data/outputs/v2/Physics/SS1.4_Energy,_Work,_Power_and_Machines/Physics_Energy,_Work,_Power_and_Machines_SummaryTable.docx
+++ b/data/outputs/v2/Physics/SS1.4_Energy,_Work,_Power_and_Machines/Physics_Energy,_Work,_Power_and_Machines_SummaryTable.docx
@@ -1795,7 +1795,7 @@
         </w:rPr>
         <w:t xml:space="preserve">© 2026 SeaVuria and ARES. This work is licensed under a </w:t>
       </w:r>
-      <w:hyperlink w:history="1" r:id="rIdqs0mb554-yxz_6hdv034z">
+      <w:hyperlink w:history="1" r:id="rIdrpzakdykywewaa7d-zigk">
         <w:r>
           <w:rPr>
             <w:rFonts w:ascii="Arial" w:cs="Arial" w:eastAsia="Arial" w:hAnsi="Arial"/>
@@ -1815,7 +1815,7 @@
         </w:rPr>
         <w:t xml:space="preserve"> (</w:t>
       </w:r>
-      <w:hyperlink w:history="1" r:id="rIdexhjtlfy3ytcubolnwhdg">
+      <w:hyperlink w:history="1" r:id="rIdf92b74mwvi-xggflqtord">
         <w:r>
           <w:rPr>
             <w:rFonts w:ascii="Arial" w:cs="Arial" w:eastAsia="Arial" w:hAnsi="Arial"/>
@@ -1835,7 +1835,7 @@
         </w:rPr>
         <w:t xml:space="preserve">). To view a copy of this license, visit </w:t>
       </w:r>
-      <w:hyperlink w:history="1" r:id="rIdzyia_qjedkkuabo7undau">
+      <w:hyperlink w:history="1" r:id="rIdeeksohwlyvw6qfqz8gdbi">
         <w:r>
           <w:rPr>
             <w:rFonts w:ascii="Arial" w:cs="Arial" w:eastAsia="Arial" w:hAnsi="Arial"/>

--- a/data/outputs/v2/Physics/SS1.4_Energy,_Work,_Power_and_Machines/Physics_Energy,_Work,_Power_and_Machines_SummaryTable.docx
+++ b/data/outputs/v2/Physics/SS1.4_Energy,_Work,_Power_and_Machines/Physics_Energy,_Work,_Power_and_Machines_SummaryTable.docx
@@ -1795,7 +1795,7 @@
         </w:rPr>
         <w:t xml:space="preserve">© 2026 SeaVuria and ARES. This work is licensed under a </w:t>
       </w:r>
-      <w:hyperlink w:history="1" r:id="rIdrpzakdykywewaa7d-zigk">
+      <w:hyperlink w:history="1" r:id="rId2wdshbwwdfsohorsqhnca">
         <w:r>
           <w:rPr>
             <w:rFonts w:ascii="Arial" w:cs="Arial" w:eastAsia="Arial" w:hAnsi="Arial"/>
@@ -1815,7 +1815,7 @@
         </w:rPr>
         <w:t xml:space="preserve"> (</w:t>
       </w:r>
-      <w:hyperlink w:history="1" r:id="rIdf92b74mwvi-xggflqtord">
+      <w:hyperlink w:history="1" r:id="rId6lvxgfaqetp2bkaglecso">
         <w:r>
           <w:rPr>
             <w:rFonts w:ascii="Arial" w:cs="Arial" w:eastAsia="Arial" w:hAnsi="Arial"/>
@@ -1835,7 +1835,7 @@
         </w:rPr>
         <w:t xml:space="preserve">). To view a copy of this license, visit </w:t>
       </w:r>
-      <w:hyperlink w:history="1" r:id="rIdeeksohwlyvw6qfqz8gdbi">
+      <w:hyperlink w:history="1" r:id="rIdv-2c49zmqocegcnyw9rjq">
         <w:r>
           <w:rPr>
             <w:rFonts w:ascii="Arial" w:cs="Arial" w:eastAsia="Arial" w:hAnsi="Arial"/>

--- a/data/outputs/v2/Physics/SS1.4_Energy,_Work,_Power_and_Machines/Physics_Energy,_Work,_Power_and_Machines_SummaryTable.docx
+++ b/data/outputs/v2/Physics/SS1.4_Energy,_Work,_Power_and_Machines/Physics_Energy,_Work,_Power_and_Machines_SummaryTable.docx
@@ -227,7 +227,7 @@
                 <w:sz w:val="18"/>
                 <w:szCs w:val="18"/>
               </w:rPr>
-              <w:t xml:space="preserve">DRIVING QUESTION: Why can a jua kali mechanic in Nairobi loosen a wheel nut effortlessly with a long spanner when a short one fails — and where does the energy go when friction makes the nut hot?</w:t>
+              <w:t xml:space="preserve">DRIVING QUESTION: How do pulleys reduce the effort needed to lift water, and how does energy transfer in the process?</w:t>
             </w:r>
           </w:p>
         </w:tc>
@@ -532,7 +532,7 @@
                 <w:sz w:val="18"/>
                 <w:szCs w:val="18"/>
               </w:rPr>
-              <w:t xml:space="preserve">Kinetic Energy and Gravitational Potential Energy: What Makes Things Move and Fall?</w:t>
+              <w:t xml:space="preserve">Kinetic and Potential Energy: The Bucket in the Well</w:t>
             </w:r>
           </w:p>
         </w:tc>
@@ -564,7 +564,7 @@
                 <w:sz w:val="18"/>
                 <w:szCs w:val="18"/>
               </w:rPr>
-              <w:t xml:space="preserve">A jua kali mechanic in Gikomba, Nairobi, loosening a stubborn matatu wheel nut effortlessly with a long spanner-pipe extension after failing with a short spanner; a wheel nut that feels warm after repeated failed attempts; a Kenyan sprinter running at full speed; a stone falling from a grain-store roof in Kitale; PhET Energy Skate Park simulation showing energy bars changing with mass, speed, and height; a Kisumu construction-site video showing a stone making deeper dents when dropped from greater heights.</w:t>
+              <w:t xml:space="preserve">In the Energy Skate Park simulation we observed that the skater has the greatest potential energy at the highest point and the greatest kinetic energy at the lowest point, with energy moving between the two as the skater moves. We also observed from the bucket table that the higher the bucket is in the Kitui well, the more potential energy it has, rising from 0 J at the water to 1600 J at the top.</w:t>
             </w:r>
           </w:p>
         </w:tc>
@@ -596,7 +596,7 @@
                 <w:sz w:val="18"/>
                 <w:szCs w:val="18"/>
               </w:rPr>
-              <w:t xml:space="preserve">Kinetic energy (KE) is the energy an object has due to its motion: KE = ½mv². Gravitational potential energy (PE) is the energy stored in an object due to its height above a reference point: PE = mgh. KE increases with both mass and the square of speed — doubling speed quadruples KE. PE increases linearly with both mass and height. Both are measured in Joules (J). In the mechanic's spanner system, the raised spanner arm stores PE and converts it to KE as it swings down. The heat in the wheel nut represents energy that has gone somewhere — but we cannot yet fully explain where.</w:t>
+              <w:t xml:space="preserve">Potential energy is energy stored because of position, such as a bucket lifted up the well, and kinetic energy is energy an object has because it is moving. A bucket lifted higher stores more potential energy, and stored energy can change into movement energy when something falls.</w:t>
             </w:r>
           </w:p>
         </w:tc>
@@ -628,7 +628,7 @@
                 <w:sz w:val="18"/>
                 <w:szCs w:val="18"/>
               </w:rPr>
-              <w:t xml:space="preserve">Using KE = ½mv², a 70 kg matatu tout running at 4 m/s has KE = ½ × 70 × 4² = 560 J. Using PE = mgh, a 5 kg bag of maize lifted 2 m onto a grain-store shelf in Kitale has PE = 5 × 10 × 2 = 100 J. The spanner arm before the mechanic's push stores gravitational PE (high position); as it swings, this converts to KE. The warm wheel nut is evidence that some energy is transformed into thermal energy — a mystery that points directly to the unit's driving question about energy conservation and dissipation, which will be fully resolved in subsequent lessons.</w:t>
+              <w:t xml:space="preserve">We can explain that Mama Kavata and Mwende both raise the bucket the same 8 m, so the bucket gains stored (potential) energy as it rises in both cases. We cannot yet explain why the pulley makes it easier, where the energy for lifting comes from, or whether any energy is lost; these questions are on our Driving Question Board for the lessons ahead.</w:t>
             </w:r>
           </w:p>
         </w:tc>
@@ -681,7 +681,7 @@
                 <w:sz w:val="18"/>
                 <w:szCs w:val="18"/>
               </w:rPr>
-              <w:t xml:space="preserve">Conservation of Mechanical Energy: The Invisible Transfer</w:t>
+              <w:t xml:space="preserve">Energy Transformations and the Formulas KE = ½mv² and PE = mgh</w:t>
             </w:r>
           </w:p>
         </w:tc>
@@ -713,7 +713,7 @@
                 <w:sz w:val="18"/>
                 <w:szCs w:val="18"/>
               </w:rPr>
-              <w:t xml:space="preserve">Using the PhET Pendulum Lab simulation, learners observed that as a pendulum swings, kinetic energy (KE) is highest at the lowest point and potential energy (PE) is highest at the two extreme ends — and that the SUM of KE + PE remained approximately constant across all positions when friction was set to zero. When friction was introduced, the total energy SUM decreased over time. Learners also annotated a roller-coaster diagram at five points, identifying where KE and PE were highest.</w:t>
+              <w:t xml:space="preserve">We swung a 0.5 kg pendulum bob raised 0.2 m and watched it move fastest at the bottom and stop at the top of its swing. We saw a roller coaster car speed up going down a hill and slow down going up. We read the free-fall table for the 20 kg bucket from 8 m to 0 m, where PE falls from 1600 J to 0 J as KE rises from 0 J to 1600 J.</w:t>
             </w:r>
           </w:p>
         </w:tc>
@@ -745,7 +745,7 @@
                 <w:sz w:val="18"/>
                 <w:szCs w:val="18"/>
               </w:rPr>
-              <w:t xml:space="preserve">Learners learned that kinetic energy (KE = ½mv²) is the energy of motion and potential energy (PE = mgh) is stored energy due to position. In a frictionless system, KE and PE continuously interchange but their total — mechanical energy — is conserved. This is expressed as KE₁ + PE₁ = KE₂ + PE₂. When friction is present, the total mechanical energy decreases — raising the new question of where that energy goes.</w:t>
+              <w:t xml:space="preserve">PE = mgh and KE = ½mv², with g = 10 N/kg and energy in joules. The pendulum has 1 J of PE at the top and 1 J of KE (2 m/s) at the bottom. The roller coaster car has 200 000 J of PE at the top and 200 000 J of KE (20 m/s) at the bottom in the ideal case. Energy changes form between PE and KE. The bucket gains 400, 800, 1200 and 1600 J of PE at 2, 4, 6 and 8 m.</w:t>
             </w:r>
           </w:p>
         </w:tc>
@@ -777,7 +777,7 @@
                 <w:sz w:val="18"/>
                 <w:szCs w:val="18"/>
               </w:rPr>
-              <w:t xml:space="preserve">Learners applied the conservation of mechanical energy to the jua kali mechanic phenomenon: when the mechanic raises his arm (and the long spanner) before pushing, he stores potential energy in the system. As the spanner swings downward, that PE converts to KE — delivering force to the wheel nut. The class energy transformation model diagram shows this flow. However, the wheel nut getting hot remains unexplained by conservation of mechanical energy alone, anchoring the next investigation into friction and thermal energy.</w:t>
+              <w:t xml:space="preserve">The bucket in the Kitui well gains 1600 J of PE when raised 8 m (200 N x 8 m), whether Mama Kavata lifts it by hand or Mwende uses the pulley system, because PE depends only on weight and height. This does not yet explain why the pulley feels easier or where the energy comes from; those questions stay on the DQB for the next lessons.</w:t>
             </w:r>
           </w:p>
         </w:tc>
@@ -830,7 +830,7 @@
                 <w:sz w:val="18"/>
                 <w:szCs w:val="18"/>
               </w:rPr>
-              <w:t xml:space="preserve">Work: Definition and Calculation</w:t>
+              <w:t xml:space="preserve">Conservation of Energy: Does the Total Stay the Same? Pendulum and the Falling Bucket</w:t>
             </w:r>
           </w:p>
         </w:tc>
@@ -862,7 +862,7 @@
                 <w:sz w:val="18"/>
                 <w:szCs w:val="18"/>
               </w:rPr>
-              <w:t xml:space="preserve">Students pushed a school desk across the classroom floor, held a heavy schoolbag while walking horizontally, and resisted a desk push to simulate friction. They also observed data from the jua kali spanner scenario (short handle: F = 250 N, d = 0 m; long handle: F = 80 N, d = 0.45 m) and recorded force, displacement, and angle for each scenario.</w:t>
+              <w:t xml:space="preserve">In the PhET Pendulum Lab and in the free-fall table for the 20 kg bucket released from 8 m, we observed that PE decreases and KE increases as the object moves down, while the total KE + PE stays the same: 1600 J at every height for the bucket and 1 J for the 0.5 kg pendulum bob raised 0.2 m. With friction turned on in the simulation, the swing slowly died down.</w:t>
             </w:r>
           </w:p>
         </w:tc>
@@ -894,7 +894,7 @@
                 <w:sz w:val="18"/>
                 <w:szCs w:val="18"/>
               </w:rPr>
-              <w:t xml:space="preserve">Work is defined as W = Fd cosθ — the product of force, displacement, and the cosine of the angle between them. When the angle is 0°, maximum positive work is done (force and motion in the same direction). When θ = 90°, work done is zero (e.g., carrying a bag horizontally). When θ = 180°, work is negative (friction opposes motion). The mechanic did zero scientific work with the short spanner because the nut did not move (d = 0), but 36 J of work with the long spanner. Friction converts mechanical energy to thermal energy — this is why the nut got warm.</w:t>
+              <w:t xml:space="preserve">We learned that in an ideal system (no friction) the total energy stays constant. Energy is never created or destroyed, only transformed (PE to KE and back) or transferred. We also learned that the energy to lift the bucket in Kitui comes from the chemical energy in the person's body from food such as ugali and githeri, not from the pulley.</w:t>
             </w:r>
           </w:p>
         </w:tc>
@@ -926,7 +926,7 @@
                 <w:sz w:val="18"/>
                 <w:szCs w:val="18"/>
               </w:rPr>
-              <w:t xml:space="preserve">The jua kali mechanic's short spanner failed not because of insufficient force alone, but because the nut's displacement was zero — so no work was done on the nut regardless of force applied. The mechanic's biological energy was still consumed, but converted to heat by friction at the nut-spanner interface rather than to useful rotational work. With the long spanner, a smaller force over a greater displacement arc achieved the required work (36 J) to overcome the nut's resistance — illustrating that work depends on both force AND displacement in the direction of the force.</w:t>
+              <w:t xml:space="preserve">The bucket gains 1600 J of PE when it is lifted 8 m, so this energy must come from somewhere, because energy cannot be made from nothing. The pulley cannot create energy. We still need to explain why the pulley makes the effort smaller and whether any energy is lost in a real system; we will investigate these questions in the next lessons.</w:t>
             </w:r>
           </w:p>
         </w:tc>
@@ -979,7 +979,7 @@
                 <w:sz w:val="18"/>
                 <w:szCs w:val="18"/>
               </w:rPr>
-              <w:t xml:space="preserve">Work Done Against Friction: Where Does the Energy Go?</w:t>
+              <w:t xml:space="preserve">Conservation of Energy in Applications: Where Does the Bucket's Energy Go in a Real Fall?</w:t>
             </w:r>
           </w:p>
         </w:tc>
@@ -1011,7 +1011,7 @@
                 <w:sz w:val="18"/>
                 <w:szCs w:val="18"/>
               </w:rPr>
-              <w:t xml:space="preserve">We pulled a wooden block across a smooth tile and a sandpaper surface using a spring balance and measured the friction force. We calculated the work done against friction using W_f = f_r x d. After ten pulls on sandpaper, the surface felt noticeably warmer than after pulls on the smooth tile.</w:t>
+              <w:t xml:space="preserve">We observed that the real bucket fall measured 11 m/s at the water, not the ideal 12.6 m/s. Its KE was 1210 J instead of 1600 J. A sliding block became warm and made sound and stopped on a rough surface.</w:t>
             </w:r>
           </w:p>
         </w:tc>
@@ -1043,7 +1043,7 @@
                 <w:sz w:val="18"/>
                 <w:szCs w:val="18"/>
               </w:rPr>
-              <w:t xml:space="preserve">Work done against friction converts mechanical energy into thermal energy. The formula is W_f = f_r x d where f_r is the friction force in newtons and d is the distance slid in metres. Total energy is conserved — the thermal energy produced equals the mechanical energy input that went against friction. Rougher surfaces produce larger friction forces and therefore more thermal energy for the same distance.</w:t>
+              <w:t xml:space="preserve">We learned that in real systems the total energy is still conserved, but some energy is transferred to the surroundings as heat and sound through friction. 'Lost' energy is not destroyed. The 1600 J of PE became 1210 J of KE plus 390 J of heat, sound and air/rope friction.</w:t>
             </w:r>
           </w:p>
         </w:tc>
@@ -1075,7 +1075,7 @@
                 <w:sz w:val="18"/>
                 <w:szCs w:val="18"/>
               </w:rPr>
-              <w:t xml:space="preserve">The wheel nut at Gikomba felt warm after the mechanic pushed hard with the short spanner because even though the nut did not move (zero useful work output), there was still microscopic relative movement and deformation at the contact surfaces between the spanner and nut, and between the nut and bolt thread, converting the mechanic's muscular energy into thermal energy through friction. This is why the nut gets hot without tightening or loosening — the energy was not lost but transformed irreversibly into heat.</w:t>
+              <w:t xml:space="preserve">We can explain that the real bucket is slower than the ideal one because 390 J of its energy was transferred to heat and sound, so energy is conserved overall. This suggests that in Mama Kavata's pulley system some energy will also be transferred as heat by friction, which we will measure later.</w:t>
             </w:r>
           </w:p>
         </w:tc>
@@ -1128,7 +1128,7 @@
                 <w:sz w:val="18"/>
                 <w:szCs w:val="18"/>
               </w:rPr>
-              <w:t xml:space="preserve">Power: Definition, Calculation, and Everyday Applications</w:t>
+              <w:t xml:space="preserve">Work: W = Fd – What Does Mama Kavata's Lift Really Do?</w:t>
             </w:r>
           </w:p>
         </w:tc>
@@ -1160,7 +1160,7 @@
                 <w:sz w:val="18"/>
                 <w:szCs w:val="18"/>
               </w:rPr>
-              <w:t xml:space="preserve">Watched a stair-climbing YouTube demonstration showing a student (Achieng) and a teacher (Mr. Kariuki) climbing the same staircase at different speeds, and collected mass, height, and time data into an observation table. Reviewed data from Eliud Kipchoge's sub-2-hour marathon attempt and the Mwea Irrigation Scheme pump specifications.</w:t>
+              <w:t xml:space="preserve">We observed that a 2 kg load lifted 1 m needed about 20 N of force, giving F x d = 20 J, and that holding the load still or carrying it sideways involved no distance in the direction of the force. For the bucket in the Kitui well, 200 N x 2 m, 4 m, 6 m and 8 m gave 400 J, 800 J, 1200 J and 1600 J, matching the PE table.</w:t>
             </w:r>
           </w:p>
         </w:tc>
@@ -1192,7 +1192,7 @@
                 <w:sz w:val="18"/>
                 <w:szCs w:val="18"/>
               </w:rPr>
-              <w:t xml:space="preserve">Power is the rate of doing work: P = W/t, measured in Watts (W = J/s). Doing the same work in less time requires more power. Power can also be calculated as P = Fv. A more powerful person or machine does not necessarily do more total work — they do the same work faster. The jua kali mechanic's speed of loosening the nut determines his power output; the long spanner determined his mechanical advantage. Friction heating the wheel nut is also an energy transfer happening at a rate.</w:t>
+              <w:t xml:space="preserve">We learned that work is done when a force moves an object in the direction of the force, W = Fd, measured in joules. Work is positive when the force and motion are in the same direction and negative when they are opposite. Mama Kavata does +1600 J lifting the bucket, gravity does -1600 J, and the net work is 0 J at steady speed. When lowering the bucket, the signs are reversed.</w:t>
             </w:r>
           </w:p>
         </w:tc>
@@ -1224,7 +1224,7 @@
                 <w:sz w:val="18"/>
                 <w:szCs w:val="18"/>
               </w:rPr>
-              <w:t xml:space="preserve">Two people doing the same amount of work are NOT equally powerful if they take different amounts of time. Power measures HOW FAST work is done, not HOW MUCH work is done. Eliud Kipchoge outputs roughly 1,000 W (1 kW) during peak marathon running — comparable to a household appliance. The Mwea irrigation pump's power rating can be calculated from how fast it moves water against gravity. A more powerful machine does the same work faster, but this does NOT mean it is more efficient — efficiency is about how much of the input energy becomes useful output energy, which is our next investigation.</w:t>
+              <w:t xml:space="preserve">The direct lift needs 200 N over 8 m, so the woman does 1600 J of work, which becomes the 1600 J of PE gained by the bucket. The energy comes from the chemical energy in her body from food such as ugali and githeri. We still need to find out how the pulley system changes the force and distance and whether it changes the work, which we will investigate in Lesson 6.</w:t>
             </w:r>
           </w:p>
         </w:tc>
@@ -1277,7 +1277,7 @@
                 <w:sz w:val="18"/>
                 <w:szCs w:val="18"/>
               </w:rPr>
-              <w:t xml:space="preserve">Simple Machines: Types and Mechanical Advantage</w:t>
+              <w:t xml:space="preserve">Work and Energy: Hand Lift versus Pulley System at the Kitui Well</w:t>
             </w:r>
           </w:p>
         </w:tc>
@@ -1309,7 +1309,7 @@
                 <w:sz w:val="18"/>
                 <w:szCs w:val="18"/>
               </w:rPr>
-              <w:t xml:space="preserve">Learners rotated through six lab stations representing Kenyan simple machines — a jua kali lever, a Kisumu harbour pulley, a Kericho tea farm inclined ramp, a borehole hand-pump wheel and axle, a sugarcane screw press, and a panga wedge. At each station, they used spring balances and physical models to measure the effort required to move a known load, recording data in a Comparative Data Table.</w:t>
+              <w:t xml:space="preserve">We observed that lifting the 20 kg bucket 8 m by hand needs 200 N over 8 m (1600 J), while with the pulley system the effort is only 125 N but the rope is pulled 16 m, giving 2000 J of work input. In our model lift, the pulley effort was smaller than the weight but the string moved further.</w:t>
             </w:r>
           </w:p>
         </w:tc>
@@ -1341,7 +1341,7 @@
                 <w:sz w:val="18"/>
                 <w:szCs w:val="18"/>
               </w:rPr>
-              <w:t xml:space="preserve">Learners calculated Mechanical Advantage (MA = Load ÷ Effort) for all six machine types and discovered that every machine with MA &gt; 1 requires the effort to move through a greater distance than the load — confirming that Work In = Work Out (ideally) and that no machine creates extra energy. They connected this directly to the Gikomba phenomenon: the long spanner extension increases the lever's effort arm, raising MA and reducing the effort needed to loosen the nut.</w:t>
+              <w:t xml:space="preserve">We learned that work done on an object equals its change in energy, so the bucket gains 1600 J of PE either way. The pulley does not reduce the work needed; it trades a smaller force for a longer distance. The extra 400 J (20%) is transferred as heat (and a little sound) by friction, so energy is conserved.</w:t>
             </w:r>
           </w:p>
         </w:tc>
@@ -1373,7 +1373,7 @@
                 <w:sz w:val="18"/>
                 <w:szCs w:val="18"/>
               </w:rPr>
-              <w:t xml:space="preserve">Using Claim–Evidence–Reasoning writing and a Jigsaw discussion, learners constructed the explanation that simple machines redistribute force and distance — trading one for the other while conserving total work done. They annotated cumulative models with a labelled lever diagram of the spanner system (fulcrum at the nut, effort arm = spanner + pipe extension, MA from measured data) and identified the friction point at the nut-bolt interface as the site of heat production — flagging this as the unresolved question for Lesson 7 on efficiency and energy dissipation.</w:t>
+              <w:t xml:space="preserve">The pulley system feels easier for Mwende because she pulls with 125 N instead of 200 N, but she pulls 16 m instead of 8 m. Her body supplies 2000 J from chemical energy in food such as ugali and githeri; 1600 J becomes PE of the bucket and 400 J becomes heat in the pulleys and rope, so no energy is destroyed.</w:t>
             </w:r>
           </w:p>
         </w:tc>
@@ -1426,7 +1426,7 @@
                 <w:sz w:val="18"/>
                 <w:szCs w:val="18"/>
               </w:rPr>
-              <w:t xml:space="preserve">Velocity Ratio, Efficiency, and the Cost of Friction</w:t>
+              <w:t xml:space="preserve">Work Against Friction and Power: Dragging the Maize Sack and Lifting Water</w:t>
             </w:r>
           </w:p>
         </w:tc>
@@ -1458,7 +1458,7 @@
                 <w:sz w:val="18"/>
                 <w:szCs w:val="18"/>
               </w:rPr>
-              <w:t xml:space="preserve">Learners measured effort distance and load distance on a lever model at two different fulcrum positions, observed efficiency data for four different machines (lever, single pulley, wheelbarrow, screw jack) displayed in a gallery walk, and watched a video clip showing a pulley system at a posho mill near Eldoret to calculate VR and efficiency independently.</w:t>
+              <w:t xml:space="preserve">We observed that dragging a sack of maize across rough ground needs a larger friction force (150 N) than on smooth concrete (100 N), so more work is done over the same 10 m (1500 J versus 1000 J). We also saw that the same stair climb (1500 J) takes 6 s when walking and 3 s when running, and that the pulley system needs 2000 J input in 20 s (100 W) while hand lifting needs 1600 J in 20 s (80 W).</w:t>
             </w:r>
           </w:p>
         </w:tc>
@@ -1490,7 +1490,7 @@
                 <w:sz w:val="18"/>
                 <w:szCs w:val="18"/>
               </w:rPr>
-              <w:t xml:space="preserve">Velocity Ratio (VR) = effort distance ÷ load distance; Efficiency (%) = (MA ÷ VR) × 100%; no real machine achieves 100% efficiency because friction always converts some work input into heat; machines redistribute force and distance but cannot create energy — the Law of Conservation of Energy is preserved and the warm wheel nut from Lesson 1 is the physical evidence of this energy conversion.</w:t>
+              <w:t xml:space="preserve">We learned that friction does negative work on a moving object, so a person must do work equal to friction x distance to keep it moving at steady speed, and that this energy is transferred as heat. We learned that power is the rate of doing work, P = W/t, measured in watts where 1 W = 1 J/s, and that doing the same work faster needs more power.</w:t>
             </w:r>
           </w:p>
         </w:tc>
@@ -1522,7 +1522,7 @@
                 <w:sz w:val="18"/>
                 <w:szCs w:val="18"/>
               </w:rPr>
-              <w:t xml:space="preserve">The jua kali mechanic's long spanner extension increases the effort distance relative to the load distance, giving a high VR and high MA — so less muscular force is needed. However, friction in the wheel nut threads and spanner joints converts some of the work input into heat (the warm nut observed in Lesson 1), meaning the useful work output is always less than the total work input. This is why efficiency is always below 100% and why no machine can produce more energy than is put into it.</w:t>
+              <w:t xml:space="preserve">The pulley system needs 2000 J of input although the bucket gains only 1600 J of PE because friction in the pulleys and rope transfers 400 J to heat, just as friction turns the work of dragging the maize sack into heat. No energy is destroyed. The pulley lets Mwende use a smaller 125 N force over a longer 16 m rope pull, and its useful output power of 80 W equals the hand lift power while its input power is 100 W.</w:t>
             </w:r>
           </w:p>
         </w:tc>
@@ -1575,7 +1575,7 @@
                 <w:sz w:val="18"/>
                 <w:szCs w:val="18"/>
               </w:rPr>
-              <w:t xml:space="preserve">Synthesis, Model Finalisation, and DQB Resolution: The Full Story of the Jua Kali Mechanic</w:t>
+              <w:t xml:space="preserve">Simple Machines, MA, VR, Efficiency and the Final Model: Why the Pulley Makes the Bucket Feel Light</w:t>
             </w:r>
           </w:p>
         </w:tc>
@@ -1607,7 +1607,7 @@
                 <w:sz w:val="18"/>
                 <w:szCs w:val="18"/>
               </w:rPr>
-              <w:t xml:space="preserve">We observed that a jua kali mechanic in Gikomba, Nairobi, failed to loosen a wheel nut with a short spanner but succeeded effortlessly when he extended the spanner arm with a metal pipe. We also observed that the wheel nut became noticeably warm after repeated failed attempts with the short spanner, even though the nut did not move.</w:t>
+              <w:t xml:space="preserve">We observed that the pulley system needs an effort of 125 N for a 200 N load, with the rope pulled 16 m while the bucket rises 8 m. We observed that the ramp needs 200 N for a 500 N sack over 4 m and the crowbar needs 125 N for a 400 N load. In all three machines the work input was more than the useful work output.</w:t>
             </w:r>
           </w:p>
         </w:tc>
@@ -1639,7 +1639,7 @@
                 <w:sz w:val="18"/>
                 <w:szCs w:val="18"/>
               </w:rPr>
-              <w:t xml:space="preserve">We learned that: (1) a longer effort arm increases mechanical advantage (MA = Load ÷ Effort), allowing a smaller force to produce a larger turning effect on the nut; (2) the total work input equals useful work output plus work done against friction (W_in = W_out + W_friction), so the machine does not create energy — it redistributes force and distance; (3) friction converts mechanical energy into thermal energy, which is why the nut gets hot; (4) efficiency (η = MA/VR × 100%) is always less than 100% in real machines because of friction; and (5) power (P = W/t) measures how quickly the mechanic does work — a stronger or faster mechanic has greater power output.</w:t>
+              <w:t xml:space="preserve">We learned that MA = load/effort, VR = effort distance/load distance and efficiency = (MA/VR) x 100%. The pulley system has MA 1.6, VR 2 and 80% efficiency; the ramp has 2.5, 4 and 62.5%; the crowbar has 3.2, 4 and 80%. A single fixed pulley has VR = 1 and only changes the direction of the force. A machine never reduces the work needed; it trades a smaller force for a longer distance.</w:t>
             </w:r>
           </w:p>
         </w:tc>
@@ -1671,7 +1671,7 @@
                 <w:sz w:val="18"/>
                 <w:szCs w:val="18"/>
               </w:rPr>
-              <w:t xml:space="preserve">We can now fully explain the anchoring phenomenon: the long spanner creates a greater mechanical advantage by increasing the effort arm length, meaning the mechanic applies a smaller force over a larger distance to produce the same work (turning the nut). The machine does not create extra energy — it trades force for distance. The heat in the nut is explained by the work-energy principle: work done against friction is transformed into thermal energy, which dissipates into the metal. Because of this friction loss, the mechanic must always put in more energy than he gets out as useful work — no machine can exceed 100% efficiency, and energy is always conserved across the whole system.</w:t>
+              <w:t xml:space="preserve">The bucket gains 1600 J of PE whether Mama Kavata lifts it by hand or Mwende uses the pulley system. The pulley lets Mwende pull 125 N instead of 200 N, but over 16 m instead of 8 m, so 2000 J of chemical energy from food (ugali, githeri) is put in. 1600 J becomes PE of the bucket and 400 J (20%) is transferred as heat by friction in the pulleys and rope. Energy is conserved because none is created or destroyed.</w:t>
             </w:r>
           </w:p>
         </w:tc>
@@ -1795,7 +1795,7 @@
         </w:rPr>
         <w:t xml:space="preserve">© 2026 SeaVuria and ARES. This work is licensed under a </w:t>
       </w:r>
-      <w:hyperlink w:history="1" r:id="rId2wdshbwwdfsohorsqhnca">
+      <w:hyperlink w:history="1" r:id="rIdvqbs67jjplkvwyi9fcnvc">
         <w:r>
           <w:rPr>
             <w:rFonts w:ascii="Arial" w:cs="Arial" w:eastAsia="Arial" w:hAnsi="Arial"/>
@@ -1815,7 +1815,7 @@
         </w:rPr>
         <w:t xml:space="preserve"> (</w:t>
       </w:r>
-      <w:hyperlink w:history="1" r:id="rId6lvxgfaqetp2bkaglecso">
+      <w:hyperlink w:history="1" r:id="rId0y1khumw4m6qpuhx8vb8t">
         <w:r>
           <w:rPr>
             <w:rFonts w:ascii="Arial" w:cs="Arial" w:eastAsia="Arial" w:hAnsi="Arial"/>
@@ -1835,7 +1835,7 @@
         </w:rPr>
         <w:t xml:space="preserve">). To view a copy of this license, visit </w:t>
       </w:r>
-      <w:hyperlink w:history="1" r:id="rIdv-2c49zmqocegcnyw9rjq">
+      <w:hyperlink w:history="1" r:id="rIdutcnruylkr7mowdszcuqf">
         <w:r>
           <w:rPr>
             <w:rFonts w:ascii="Arial" w:cs="Arial" w:eastAsia="Arial" w:hAnsi="Arial"/>

--- a/data/outputs/v2/Physics/SS1.4_Energy,_Work,_Power_and_Machines/Physics_Energy,_Work,_Power_and_Machines_SummaryTable.docx
+++ b/data/outputs/v2/Physics/SS1.4_Energy,_Work,_Power_and_Machines/Physics_Energy,_Work,_Power_and_Machines_SummaryTable.docx
@@ -4,6 +4,7 @@
   <w:body>
     <w:p>
       <w:pPr>
+        <w:keepNext w:val="false"/>
         <w:spacing w:after="30" w:before="0"/>
         <w:jc w:val="center"/>
       </w:pPr>
@@ -23,6 +24,7 @@
     </w:p>
     <w:p>
       <w:pPr>
+        <w:keepNext w:val="false"/>
         <w:spacing w:after="60" w:before="0"/>
         <w:jc w:val="center"/>
       </w:pPr>
@@ -81,6 +83,7 @@
           </w:tcPr>
           <w:p>
             <w:pPr>
+              <w:keepNext w:val="false"/>
               <w:spacing w:after="40" w:before="0"/>
               <w:jc w:val="center"/>
             </w:pPr>
@@ -115,6 +118,7 @@
           </w:tcPr>
           <w:p>
             <w:pPr>
+              <w:keepNext w:val="false"/>
               <w:spacing w:after="40" w:before="0"/>
               <w:jc w:val="left"/>
             </w:pPr>
@@ -147,6 +151,7 @@
           </w:tcPr>
           <w:p>
             <w:pPr>
+              <w:keepNext w:val="false"/>
               <w:spacing w:after="40" w:before="0"/>
               <w:jc w:val="left"/>
             </w:pPr>
@@ -181,6 +186,7 @@
           </w:tcPr>
           <w:p>
             <w:pPr>
+              <w:keepNext w:val="false"/>
               <w:spacing w:after="40" w:before="0"/>
               <w:jc w:val="left"/>
             </w:pPr>
@@ -213,6 +219,7 @@
           </w:tcPr>
           <w:p>
             <w:pPr>
+              <w:keepNext w:val="false"/>
               <w:spacing w:after="40" w:before="0"/>
               <w:jc w:val="left"/>
             </w:pPr>
@@ -273,6 +280,7 @@
           </w:tcPr>
           <w:p>
             <w:pPr>
+              <w:keepNext w:val="false"/>
               <w:spacing w:after="40" w:before="0"/>
               <w:jc w:val="center"/>
             </w:pPr>
@@ -307,6 +315,7 @@
           </w:tcPr>
           <w:p>
             <w:pPr>
+              <w:keepNext w:val="false"/>
               <w:spacing w:after="40" w:before="0"/>
               <w:jc w:val="left"/>
             </w:pPr>
@@ -369,6 +378,7 @@
           </w:tcPr>
           <w:p>
             <w:pPr>
+              <w:keepNext w:val="false"/>
               <w:spacing w:after="40" w:before="0"/>
               <w:jc w:val="left"/>
             </w:pPr>
@@ -401,6 +411,7 @@
           </w:tcPr>
           <w:p>
             <w:pPr>
+              <w:keepNext w:val="false"/>
               <w:spacing w:after="40" w:before="0"/>
               <w:jc w:val="left"/>
             </w:pPr>
@@ -433,6 +444,7 @@
           </w:tcPr>
           <w:p>
             <w:pPr>
+              <w:keepNext w:val="false"/>
               <w:spacing w:after="40" w:before="0"/>
               <w:jc w:val="left"/>
             </w:pPr>
@@ -465,6 +477,7 @@
           </w:tcPr>
           <w:p>
             <w:pPr>
+              <w:keepNext w:val="false"/>
               <w:spacing w:after="40" w:before="0"/>
               <w:jc w:val="left"/>
             </w:pPr>
@@ -499,6 +512,7 @@
           </w:tcPr>
           <w:p>
             <w:pPr>
+              <w:keepNext w:val="false"/>
               <w:spacing w:after="40" w:before="0"/>
               <w:jc w:val="left"/>
             </w:pPr>
@@ -518,6 +532,7 @@
           </w:p>
           <w:p>
             <w:pPr>
+              <w:keepNext w:val="false"/>
               <w:spacing w:after="40" w:before="0"/>
               <w:jc w:val="left"/>
             </w:pPr>
@@ -550,6 +565,7 @@
           </w:tcPr>
           <w:p>
             <w:pPr>
+              <w:keepNext w:val="false"/>
               <w:spacing w:after="40" w:before="0"/>
               <w:jc w:val="left"/>
             </w:pPr>
@@ -582,6 +598,7 @@
           </w:tcPr>
           <w:p>
             <w:pPr>
+              <w:keepNext w:val="false"/>
               <w:spacing w:after="40" w:before="0"/>
               <w:jc w:val="left"/>
             </w:pPr>
@@ -614,6 +631,7 @@
           </w:tcPr>
           <w:p>
             <w:pPr>
+              <w:keepNext w:val="false"/>
               <w:spacing w:after="40" w:before="0"/>
               <w:jc w:val="left"/>
             </w:pPr>
@@ -648,6 +666,7 @@
           </w:tcPr>
           <w:p>
             <w:pPr>
+              <w:keepNext w:val="false"/>
               <w:spacing w:after="40" w:before="0"/>
               <w:jc w:val="left"/>
             </w:pPr>
@@ -667,6 +686,7 @@
           </w:p>
           <w:p>
             <w:pPr>
+              <w:keepNext w:val="false"/>
               <w:spacing w:after="40" w:before="0"/>
               <w:jc w:val="left"/>
             </w:pPr>
@@ -699,6 +719,7 @@
           </w:tcPr>
           <w:p>
             <w:pPr>
+              <w:keepNext w:val="false"/>
               <w:spacing w:after="40" w:before="0"/>
               <w:jc w:val="left"/>
             </w:pPr>
@@ -731,6 +752,7 @@
           </w:tcPr>
           <w:p>
             <w:pPr>
+              <w:keepNext w:val="false"/>
               <w:spacing w:after="40" w:before="0"/>
               <w:jc w:val="left"/>
             </w:pPr>
@@ -763,6 +785,7 @@
           </w:tcPr>
           <w:p>
             <w:pPr>
+              <w:keepNext w:val="false"/>
               <w:spacing w:after="40" w:before="0"/>
               <w:jc w:val="left"/>
             </w:pPr>
@@ -797,6 +820,7 @@
           </w:tcPr>
           <w:p>
             <w:pPr>
+              <w:keepNext w:val="false"/>
               <w:spacing w:after="40" w:before="0"/>
               <w:jc w:val="left"/>
             </w:pPr>
@@ -816,6 +840,7 @@
           </w:p>
           <w:p>
             <w:pPr>
+              <w:keepNext w:val="false"/>
               <w:spacing w:after="40" w:before="0"/>
               <w:jc w:val="left"/>
             </w:pPr>
@@ -848,6 +873,7 @@
           </w:tcPr>
           <w:p>
             <w:pPr>
+              <w:keepNext w:val="false"/>
               <w:spacing w:after="40" w:before="0"/>
               <w:jc w:val="left"/>
             </w:pPr>
@@ -880,6 +906,7 @@
           </w:tcPr>
           <w:p>
             <w:pPr>
+              <w:keepNext w:val="false"/>
               <w:spacing w:after="40" w:before="0"/>
               <w:jc w:val="left"/>
             </w:pPr>
@@ -912,6 +939,7 @@
           </w:tcPr>
           <w:p>
             <w:pPr>
+              <w:keepNext w:val="false"/>
               <w:spacing w:after="40" w:before="0"/>
               <w:jc w:val="left"/>
             </w:pPr>
@@ -946,6 +974,7 @@
           </w:tcPr>
           <w:p>
             <w:pPr>
+              <w:keepNext w:val="false"/>
               <w:spacing w:after="40" w:before="0"/>
               <w:jc w:val="left"/>
             </w:pPr>
@@ -965,6 +994,7 @@
           </w:p>
           <w:p>
             <w:pPr>
+              <w:keepNext w:val="false"/>
               <w:spacing w:after="40" w:before="0"/>
               <w:jc w:val="left"/>
             </w:pPr>
@@ -997,6 +1027,7 @@
           </w:tcPr>
           <w:p>
             <w:pPr>
+              <w:keepNext w:val="false"/>
               <w:spacing w:after="40" w:before="0"/>
               <w:jc w:val="left"/>
             </w:pPr>
@@ -1029,6 +1060,7 @@
           </w:tcPr>
           <w:p>
             <w:pPr>
+              <w:keepNext w:val="false"/>
               <w:spacing w:after="40" w:before="0"/>
               <w:jc w:val="left"/>
             </w:pPr>
@@ -1061,6 +1093,7 @@
           </w:tcPr>
           <w:p>
             <w:pPr>
+              <w:keepNext w:val="false"/>
               <w:spacing w:after="40" w:before="0"/>
               <w:jc w:val="left"/>
             </w:pPr>
@@ -1095,6 +1128,7 @@
           </w:tcPr>
           <w:p>
             <w:pPr>
+              <w:keepNext w:val="false"/>
               <w:spacing w:after="40" w:before="0"/>
               <w:jc w:val="left"/>
             </w:pPr>
@@ -1114,6 +1148,7 @@
           </w:p>
           <w:p>
             <w:pPr>
+              <w:keepNext w:val="false"/>
               <w:spacing w:after="40" w:before="0"/>
               <w:jc w:val="left"/>
             </w:pPr>
@@ -1146,6 +1181,7 @@
           </w:tcPr>
           <w:p>
             <w:pPr>
+              <w:keepNext w:val="false"/>
               <w:spacing w:after="40" w:before="0"/>
               <w:jc w:val="left"/>
             </w:pPr>
@@ -1178,6 +1214,7 @@
           </w:tcPr>
           <w:p>
             <w:pPr>
+              <w:keepNext w:val="false"/>
               <w:spacing w:after="40" w:before="0"/>
               <w:jc w:val="left"/>
             </w:pPr>
@@ -1210,6 +1247,7 @@
           </w:tcPr>
           <w:p>
             <w:pPr>
+              <w:keepNext w:val="false"/>
               <w:spacing w:after="40" w:before="0"/>
               <w:jc w:val="left"/>
             </w:pPr>
@@ -1244,6 +1282,7 @@
           </w:tcPr>
           <w:p>
             <w:pPr>
+              <w:keepNext w:val="false"/>
               <w:spacing w:after="40" w:before="0"/>
               <w:jc w:val="left"/>
             </w:pPr>
@@ -1263,6 +1302,7 @@
           </w:p>
           <w:p>
             <w:pPr>
+              <w:keepNext w:val="false"/>
               <w:spacing w:after="40" w:before="0"/>
               <w:jc w:val="left"/>
             </w:pPr>
@@ -1295,6 +1335,7 @@
           </w:tcPr>
           <w:p>
             <w:pPr>
+              <w:keepNext w:val="false"/>
               <w:spacing w:after="40" w:before="0"/>
               <w:jc w:val="left"/>
             </w:pPr>
@@ -1327,6 +1368,7 @@
           </w:tcPr>
           <w:p>
             <w:pPr>
+              <w:keepNext w:val="false"/>
               <w:spacing w:after="40" w:before="0"/>
               <w:jc w:val="left"/>
             </w:pPr>
@@ -1359,6 +1401,7 @@
           </w:tcPr>
           <w:p>
             <w:pPr>
+              <w:keepNext w:val="false"/>
               <w:spacing w:after="40" w:before="0"/>
               <w:jc w:val="left"/>
             </w:pPr>
@@ -1393,6 +1436,7 @@
           </w:tcPr>
           <w:p>
             <w:pPr>
+              <w:keepNext w:val="false"/>
               <w:spacing w:after="40" w:before="0"/>
               <w:jc w:val="left"/>
             </w:pPr>
@@ -1412,6 +1456,7 @@
           </w:p>
           <w:p>
             <w:pPr>
+              <w:keepNext w:val="false"/>
               <w:spacing w:after="40" w:before="0"/>
               <w:jc w:val="left"/>
             </w:pPr>
@@ -1444,6 +1489,7 @@
           </w:tcPr>
           <w:p>
             <w:pPr>
+              <w:keepNext w:val="false"/>
               <w:spacing w:after="40" w:before="0"/>
               <w:jc w:val="left"/>
             </w:pPr>
@@ -1476,6 +1522,7 @@
           </w:tcPr>
           <w:p>
             <w:pPr>
+              <w:keepNext w:val="false"/>
               <w:spacing w:after="40" w:before="0"/>
               <w:jc w:val="left"/>
             </w:pPr>
@@ -1508,6 +1555,7 @@
           </w:tcPr>
           <w:p>
             <w:pPr>
+              <w:keepNext w:val="false"/>
               <w:spacing w:after="40" w:before="0"/>
               <w:jc w:val="left"/>
             </w:pPr>
@@ -1542,6 +1590,7 @@
           </w:tcPr>
           <w:p>
             <w:pPr>
+              <w:keepNext w:val="false"/>
               <w:spacing w:after="40" w:before="0"/>
               <w:jc w:val="left"/>
             </w:pPr>
@@ -1561,6 +1610,7 @@
           </w:p>
           <w:p>
             <w:pPr>
+              <w:keepNext w:val="false"/>
               <w:spacing w:after="40" w:before="0"/>
               <w:jc w:val="left"/>
             </w:pPr>
@@ -1593,6 +1643,7 @@
           </w:tcPr>
           <w:p>
             <w:pPr>
+              <w:keepNext w:val="false"/>
               <w:spacing w:after="40" w:before="0"/>
               <w:jc w:val="left"/>
             </w:pPr>
@@ -1625,6 +1676,7 @@
           </w:tcPr>
           <w:p>
             <w:pPr>
+              <w:keepNext w:val="false"/>
               <w:spacing w:after="40" w:before="0"/>
               <w:jc w:val="left"/>
             </w:pPr>
@@ -1657,6 +1709,7 @@
           </w:tcPr>
           <w:p>
             <w:pPr>
+              <w:keepNext w:val="false"/>
               <w:spacing w:after="40" w:before="0"/>
               <w:jc w:val="left"/>
             </w:pPr>
@@ -1795,7 +1848,7 @@
         </w:rPr>
         <w:t xml:space="preserve">© 2026 SeaVuria and ARES. This work is licensed under a </w:t>
       </w:r>
-      <w:hyperlink w:history="1" r:id="rIdvqbs67jjplkvwyi9fcnvc">
+      <w:hyperlink w:history="1" r:id="rIdcgg0nu6tbolqjlahuukvu">
         <w:r>
           <w:rPr>
             <w:rFonts w:ascii="Arial" w:cs="Arial" w:eastAsia="Arial" w:hAnsi="Arial"/>
@@ -1815,7 +1868,7 @@
         </w:rPr>
         <w:t xml:space="preserve"> (</w:t>
       </w:r>
-      <w:hyperlink w:history="1" r:id="rId0y1khumw4m6qpuhx8vb8t">
+      <w:hyperlink w:history="1" r:id="rIdzi3etpy87quryv6hfvblc">
         <w:r>
           <w:rPr>
             <w:rFonts w:ascii="Arial" w:cs="Arial" w:eastAsia="Arial" w:hAnsi="Arial"/>
@@ -1835,7 +1888,7 @@
         </w:rPr>
         <w:t xml:space="preserve">). To view a copy of this license, visit </w:t>
       </w:r>
-      <w:hyperlink w:history="1" r:id="rIdutcnruylkr7mowdszcuqf">
+      <w:hyperlink w:history="1" r:id="rIdyamwdqfgu8k2qesh-nncj">
         <w:r>
           <w:rPr>
             <w:rFonts w:ascii="Arial" w:cs="Arial" w:eastAsia="Arial" w:hAnsi="Arial"/>

--- a/data/outputs/v2/Physics/SS1.4_Energy,_Work,_Power_and_Machines/Physics_Energy,_Work,_Power_and_Machines_SummaryTable.docx
+++ b/data/outputs/v2/Physics/SS1.4_Energy,_Work,_Power_and_Machines/Physics_Energy,_Work,_Power_and_Machines_SummaryTable.docx
@@ -1848,7 +1848,7 @@
         </w:rPr>
         <w:t xml:space="preserve">© 2026 SeaVuria and ARES. This work is licensed under a </w:t>
       </w:r>
-      <w:hyperlink w:history="1" r:id="rIdcgg0nu6tbolqjlahuukvu">
+      <w:hyperlink w:history="1" r:id="rIdjcpyf6ppohpe0mbny6ic2">
         <w:r>
           <w:rPr>
             <w:rFonts w:ascii="Arial" w:cs="Arial" w:eastAsia="Arial" w:hAnsi="Arial"/>
@@ -1868,7 +1868,7 @@
         </w:rPr>
         <w:t xml:space="preserve"> (</w:t>
       </w:r>
-      <w:hyperlink w:history="1" r:id="rIdzi3etpy87quryv6hfvblc">
+      <w:hyperlink w:history="1" r:id="rIdgmu9v4g-1ebejm-vevpsx">
         <w:r>
           <w:rPr>
             <w:rFonts w:ascii="Arial" w:cs="Arial" w:eastAsia="Arial" w:hAnsi="Arial"/>
@@ -1888,7 +1888,7 @@
         </w:rPr>
         <w:t xml:space="preserve">). To view a copy of this license, visit </w:t>
       </w:r>
-      <w:hyperlink w:history="1" r:id="rIdyamwdqfgu8k2qesh-nncj">
+      <w:hyperlink w:history="1" r:id="rIdyyl-glgxoj83x2b9lsvcp">
         <w:r>
           <w:rPr>
             <w:rFonts w:ascii="Arial" w:cs="Arial" w:eastAsia="Arial" w:hAnsi="Arial"/>
